--- a/public/templates/loverealm/quotation/PRICE SCHEDULE.docx
+++ b/public/templates/loverealm/quotation/PRICE SCHEDULE.docx
@@ -6,66 +6,68 @@
       <w:pPr>
         <w:jc w:val="center"/>
         <w:rPr>
-          <w:rFonts w:ascii="Candara" w:hAnsi="Candara"/>
           <w:b/>
-          <w:sz w:val="34"/>
-          <w:szCs w:val="34"/>
+          <w:color w:val="000000"/>
+          <w:sz w:val="32"/>
+          <w:szCs w:val="32"/>
         </w:rPr>
       </w:pPr>
+      <w:r>
+        <w:rPr>
+          <w:b/>
+          <w:color w:val="000000"/>
+          <w:sz w:val="32"/>
+          <w:szCs w:val="32"/>
+        </w:rPr>
+        <w:t xml:space="preserve">PRICE </w:t>
+      </w:r>
+      <w:r>
+        <w:rPr>
+          <w:b/>
+          <w:color w:val="000000"/>
+          <w:sz w:val="32"/>
+          <w:szCs w:val="32"/>
+        </w:rPr>
+        <w:t>SCHEDULE</w:t>
+      </w:r>
     </w:p>
     <w:p>
       <w:pPr>
-        <w:spacing w:line="276" w:lineRule="auto"/>
         <w:jc w:val="center"/>
         <w:rPr>
-          <w:rFonts w:ascii="Candara" w:hAnsi="Candara"/>
           <w:b/>
-          <w:sz w:val="34"/>
-          <w:szCs w:val="34"/>
+          <w:sz w:val="32"/>
+          <w:szCs w:val="32"/>
         </w:rPr>
       </w:pPr>
-      <w:r>
-        <w:rPr>
-          <w:rFonts w:ascii="Candara" w:hAnsi="Candara"/>
-          <w:b/>
-          <w:sz w:val="34"/>
-          <w:szCs w:val="34"/>
-        </w:rPr>
-        <w:t>PRICE SCHEDULE</w:t>
-      </w:r>
     </w:p>
     <w:tbl>
       <w:tblPr>
         <w:tblStyle w:val="TableGrid"/>
-        <w:tblW w:w="15086" w:type="dxa"/>
-        <w:tblInd w:w="-5" w:type="dxa"/>
+        <w:tblW w:w="14650" w:type="dxa"/>
+        <w:tblInd w:w="-885" w:type="dxa"/>
         <w:tblLayout w:type="fixed"/>
         <w:tblLook w:val="04A0" w:firstRow="1" w:lastRow="0" w:firstColumn="1" w:lastColumn="0" w:noHBand="0" w:noVBand="1"/>
       </w:tblPr>
       <w:tblGrid>
-        <w:gridCol w:w="1843"/>
-        <w:gridCol w:w="2387"/>
-        <w:gridCol w:w="990"/>
-        <w:gridCol w:w="900"/>
-        <w:gridCol w:w="1393"/>
-        <w:gridCol w:w="1559"/>
-        <w:gridCol w:w="738"/>
-        <w:gridCol w:w="1530"/>
-        <w:gridCol w:w="748"/>
-        <w:gridCol w:w="288"/>
-        <w:gridCol w:w="1516"/>
-        <w:gridCol w:w="1184"/>
-        <w:gridCol w:w="10"/>
+        <w:gridCol w:w="700"/>
+        <w:gridCol w:w="3510"/>
+        <w:gridCol w:w="1080"/>
+        <w:gridCol w:w="1440"/>
+        <w:gridCol w:w="1350"/>
+        <w:gridCol w:w="1620"/>
+        <w:gridCol w:w="810"/>
+        <w:gridCol w:w="1620"/>
+        <w:gridCol w:w="810"/>
+        <w:gridCol w:w="1710"/>
       </w:tblGrid>
       <w:tr>
         <w:trPr>
-          <w:gridAfter w:val="1"/>
-          <w:wAfter w:w="10" w:type="dxa"/>
-          <w:trHeight w:val="1300"/>
+          <w:trHeight w:val="863"/>
         </w:trPr>
         <w:tc>
           <w:tcPr>
-            <w:tcW w:w="1843" w:type="dxa"/>
+            <w:tcW w:w="700" w:type="dxa"/>
             <w:vAlign w:val="center"/>
           </w:tcPr>
           <w:p>
@@ -73,14 +75,14 @@
               <w:ind w:left="-14"/>
               <w:jc w:val="center"/>
               <w:rPr>
-                <w:rFonts w:ascii="Candara" w:hAnsi="Candara"/>
                 <w:b/>
+                <w:sz w:val="20"/>
               </w:rPr>
             </w:pPr>
             <w:r>
               <w:rPr>
-                <w:rFonts w:ascii="Candara" w:hAnsi="Candara"/>
                 <w:b/>
+                <w:sz w:val="20"/>
               </w:rPr>
               <w:t>LOT 1</w:t>
             </w:r>
@@ -88,21 +90,21 @@
         </w:tc>
         <w:tc>
           <w:tcPr>
-            <w:tcW w:w="2387" w:type="dxa"/>
+            <w:tcW w:w="3510" w:type="dxa"/>
             <w:vAlign w:val="center"/>
           </w:tcPr>
           <w:p>
             <w:pPr>
               <w:jc w:val="center"/>
               <w:rPr>
-                <w:rFonts w:ascii="Candara" w:hAnsi="Candara"/>
                 <w:b/>
+                <w:sz w:val="20"/>
               </w:rPr>
             </w:pPr>
             <w:r>
               <w:rPr>
-                <w:rFonts w:ascii="Candara" w:hAnsi="Candara"/>
                 <w:b/>
+                <w:sz w:val="20"/>
               </w:rPr>
               <w:t>DESCRIPTION</w:t>
             </w:r>
@@ -110,65 +112,43 @@
         </w:tc>
         <w:tc>
           <w:tcPr>
-            <w:tcW w:w="990" w:type="dxa"/>
+            <w:tcW w:w="1080" w:type="dxa"/>
             <w:vAlign w:val="center"/>
           </w:tcPr>
           <w:p>
             <w:pPr>
               <w:jc w:val="center"/>
               <w:rPr>
-                <w:rFonts w:ascii="Candara" w:hAnsi="Candara"/>
                 <w:b/>
-                <w:sz w:val="16"/>
-                <w:szCs w:val="16"/>
+                <w:sz w:val="20"/>
               </w:rPr>
             </w:pPr>
             <w:r>
               <w:rPr>
-                <w:rFonts w:ascii="Candara" w:hAnsi="Candara"/>
                 <w:b/>
-                <w:sz w:val="16"/>
-                <w:szCs w:val="16"/>
-              </w:rPr>
-              <w:t>UNIT</w:t>
-            </w:r>
-            <w:r>
-              <w:rPr>
-                <w:rFonts w:ascii="Candara" w:hAnsi="Candara"/>
-                <w:b/>
-                <w:sz w:val="16"/>
-                <w:szCs w:val="16"/>
-              </w:rPr>
-              <w:t xml:space="preserve"> OF </w:t>
-            </w:r>
-            <w:r>
-              <w:rPr>
-                <w:rFonts w:ascii="Candara" w:hAnsi="Candara"/>
-                <w:b/>
-                <w:sz w:val="16"/>
-                <w:szCs w:val="16"/>
-              </w:rPr>
-              <w:t>MEASURE</w:t>
+                <w:sz w:val="20"/>
+              </w:rPr>
+              <w:t>UOM</w:t>
             </w:r>
           </w:p>
         </w:tc>
         <w:tc>
           <w:tcPr>
-            <w:tcW w:w="900" w:type="dxa"/>
+            <w:tcW w:w="1440" w:type="dxa"/>
             <w:vAlign w:val="center"/>
           </w:tcPr>
           <w:p>
             <w:pPr>
               <w:jc w:val="center"/>
               <w:rPr>
-                <w:rFonts w:ascii="Candara" w:hAnsi="Candara"/>
                 <w:b/>
+                <w:sz w:val="20"/>
               </w:rPr>
             </w:pPr>
             <w:r>
               <w:rPr>
-                <w:rFonts w:ascii="Candara" w:hAnsi="Candara"/>
                 <w:b/>
+                <w:sz w:val="20"/>
               </w:rPr>
               <w:t>QTY</w:t>
             </w:r>
@@ -176,25 +156,21 @@
         </w:tc>
         <w:tc>
           <w:tcPr>
-            <w:tcW w:w="1393" w:type="dxa"/>
+            <w:tcW w:w="1350" w:type="dxa"/>
             <w:vAlign w:val="center"/>
           </w:tcPr>
           <w:p>
             <w:pPr>
               <w:jc w:val="center"/>
               <w:rPr>
-                <w:rFonts w:ascii="Candara" w:hAnsi="Candara"/>
                 <w:b/>
-                <w:sz w:val="18"/>
-                <w:szCs w:val="18"/>
+                <w:sz w:val="20"/>
               </w:rPr>
             </w:pPr>
             <w:r>
               <w:rPr>
-                <w:rFonts w:ascii="Candara" w:hAnsi="Candara"/>
                 <w:b/>
-                <w:sz w:val="18"/>
-                <w:szCs w:val="18"/>
+                <w:sz w:val="20"/>
               </w:rPr>
               <w:t>UNIT PRICE GH¢</w:t>
             </w:r>
@@ -202,21 +178,21 @@
         </w:tc>
         <w:tc>
           <w:tcPr>
-            <w:tcW w:w="1559" w:type="dxa"/>
+            <w:tcW w:w="1620" w:type="dxa"/>
             <w:vAlign w:val="center"/>
           </w:tcPr>
           <w:p>
             <w:pPr>
               <w:jc w:val="center"/>
               <w:rPr>
-                <w:rFonts w:ascii="Candara" w:hAnsi="Candara"/>
                 <w:b/>
+                <w:sz w:val="20"/>
               </w:rPr>
             </w:pPr>
             <w:r>
               <w:rPr>
-                <w:rFonts w:ascii="Candara" w:hAnsi="Candara"/>
                 <w:b/>
+                <w:sz w:val="20"/>
               </w:rPr>
               <w:t>Total Price GH¢</w:t>
             </w:r>
@@ -224,60 +200,43 @@
         </w:tc>
         <w:tc>
           <w:tcPr>
-            <w:tcW w:w="738" w:type="dxa"/>
+            <w:tcW w:w="810" w:type="dxa"/>
             <w:vAlign w:val="center"/>
           </w:tcPr>
           <w:p>
             <w:pPr>
               <w:jc w:val="center"/>
               <w:rPr>
-                <w:rFonts w:ascii="Candara" w:hAnsi="Candara"/>
                 <w:b/>
-                <w:sz w:val="16"/>
-                <w:szCs w:val="16"/>
+                <w:sz w:val="20"/>
               </w:rPr>
             </w:pPr>
             <w:r>
               <w:rPr>
-                <w:rFonts w:ascii="Candara" w:hAnsi="Candara"/>
                 <w:b/>
-                <w:sz w:val="16"/>
-                <w:szCs w:val="16"/>
-              </w:rPr>
-              <w:t>Total inland price</w:t>
-            </w:r>
-            <w:r>
-              <w:rPr>
-                <w:rFonts w:ascii="Candara" w:hAnsi="Candara"/>
-                <w:b/>
-                <w:sz w:val="16"/>
-                <w:szCs w:val="16"/>
-              </w:rPr>
-              <w:t xml:space="preserve"> GH¢</w:t>
+                <w:sz w:val="20"/>
+              </w:rPr>
+              <w:t>Total inland price GH¢</w:t>
             </w:r>
           </w:p>
         </w:tc>
         <w:tc>
           <w:tcPr>
-            <w:tcW w:w="1530" w:type="dxa"/>
+            <w:tcW w:w="1620" w:type="dxa"/>
             <w:vAlign w:val="center"/>
           </w:tcPr>
           <w:p>
             <w:pPr>
               <w:jc w:val="center"/>
               <w:rPr>
-                <w:rFonts w:ascii="Candara" w:hAnsi="Candara"/>
                 <w:b/>
-                <w:sz w:val="18"/>
-                <w:szCs w:val="18"/>
+                <w:sz w:val="20"/>
               </w:rPr>
             </w:pPr>
             <w:r>
               <w:rPr>
-                <w:rFonts w:ascii="Candara" w:hAnsi="Candara"/>
                 <w:b/>
-                <w:sz w:val="18"/>
-                <w:szCs w:val="18"/>
+                <w:sz w:val="20"/>
               </w:rPr>
               <w:t>TOTAL</w:t>
             </w:r>
@@ -286,140 +245,71 @@
             <w:pPr>
               <w:jc w:val="center"/>
               <w:rPr>
-                <w:rFonts w:ascii="Candara" w:hAnsi="Candara"/>
                 <w:b/>
-                <w:sz w:val="18"/>
-                <w:szCs w:val="18"/>
+                <w:sz w:val="20"/>
               </w:rPr>
             </w:pPr>
             <w:r>
               <w:rPr>
-                <w:rFonts w:ascii="Candara" w:hAnsi="Candara"/>
                 <w:b/>
-                <w:sz w:val="18"/>
-                <w:szCs w:val="18"/>
-              </w:rPr>
-              <w:t xml:space="preserve"> </w:t>
-            </w:r>
-            <w:r>
-              <w:rPr>
-                <w:rFonts w:ascii="Candara" w:hAnsi="Candara"/>
-                <w:b/>
-                <w:sz w:val="18"/>
-                <w:szCs w:val="18"/>
-              </w:rPr>
-              <w:t>DDP</w:t>
-            </w:r>
-            <w:r>
-              <w:rPr>
-                <w:rFonts w:ascii="Candara" w:hAnsi="Candara"/>
-                <w:b/>
-                <w:sz w:val="18"/>
-                <w:szCs w:val="18"/>
-              </w:rPr>
-              <w:t xml:space="preserve"> GH¢</w:t>
+                <w:sz w:val="20"/>
+              </w:rPr>
+              <w:t xml:space="preserve"> CIP GH¢</w:t>
             </w:r>
           </w:p>
         </w:tc>
         <w:tc>
           <w:tcPr>
-            <w:tcW w:w="1036" w:type="dxa"/>
-            <w:gridSpan w:val="2"/>
+            <w:tcW w:w="810" w:type="dxa"/>
             <w:vAlign w:val="center"/>
           </w:tcPr>
           <w:p>
             <w:pPr>
               <w:jc w:val="center"/>
               <w:rPr>
-                <w:rFonts w:ascii="Candara" w:hAnsi="Candara"/>
                 <w:b/>
-                <w:sz w:val="18"/>
-                <w:szCs w:val="18"/>
+                <w:sz w:val="20"/>
               </w:rPr>
             </w:pPr>
             <w:r>
               <w:rPr>
-                <w:rFonts w:ascii="Candara" w:hAnsi="Candara"/>
                 <w:b/>
-                <w:sz w:val="18"/>
-                <w:szCs w:val="18"/>
-              </w:rPr>
-              <w:t>Incidental Ser.</w:t>
-            </w:r>
-            <w:r>
-              <w:rPr>
-                <w:rFonts w:ascii="Candara" w:hAnsi="Candara"/>
-                <w:b/>
-                <w:sz w:val="18"/>
-                <w:szCs w:val="18"/>
-              </w:rPr>
-              <w:t xml:space="preserve"> GH¢</w:t>
+                <w:sz w:val="20"/>
+              </w:rPr>
+              <w:t>Incidental Ser. GH¢</w:t>
             </w:r>
           </w:p>
         </w:tc>
         <w:tc>
           <w:tcPr>
-            <w:tcW w:w="1516" w:type="dxa"/>
+            <w:tcW w:w="1710" w:type="dxa"/>
             <w:vAlign w:val="center"/>
           </w:tcPr>
           <w:p>
             <w:pPr>
               <w:jc w:val="center"/>
               <w:rPr>
-                <w:rFonts w:ascii="Candara" w:hAnsi="Candara"/>
                 <w:b/>
+                <w:sz w:val="20"/>
               </w:rPr>
             </w:pPr>
             <w:r>
               <w:rPr>
-                <w:rFonts w:ascii="Candara" w:hAnsi="Candara"/>
                 <w:b/>
-              </w:rPr>
-              <w:t>Total Tender Price</w:t>
-            </w:r>
-            <w:r>
-              <w:rPr>
-                <w:rFonts w:ascii="Candara" w:hAnsi="Candara"/>
-                <w:b/>
-              </w:rPr>
-              <w:t xml:space="preserve"> GH¢</w:t>
-            </w:r>
-          </w:p>
-        </w:tc>
-        <w:tc>
-          <w:tcPr>
-            <w:tcW w:w="1184" w:type="dxa"/>
-            <w:vAlign w:val="center"/>
-          </w:tcPr>
-          <w:p>
-            <w:pPr>
-              <w:jc w:val="center"/>
-              <w:rPr>
-                <w:rFonts w:ascii="Candara" w:hAnsi="Candara"/>
-                <w:b/>
-              </w:rPr>
-            </w:pPr>
-            <w:r>
-              <w:rPr>
-                <w:rFonts w:ascii="Candara" w:hAnsi="Candara"/>
-                <w:b/>
-                <w:sz w:val="18"/>
-                <w:szCs w:val="18"/>
-              </w:rPr>
-              <w:t>Remark</w:t>
+                <w:sz w:val="20"/>
+              </w:rPr>
+              <w:t>Total Tender Price GH¢</w:t>
             </w:r>
           </w:p>
         </w:tc>
       </w:tr>
       <w:tr>
         <w:trPr>
-          <w:gridAfter w:val="1"/>
-          <w:wAfter w:w="10" w:type="dxa"/>
-          <w:trHeight w:val="531"/>
+          <w:trHeight w:val="494"/>
         </w:trPr>
         <w:tc>
           <w:tcPr>
-            <w:tcW w:w="1843" w:type="dxa"/>
+            <w:tcW w:w="700" w:type="dxa"/>
             <w:vAlign w:val="center"/>
           </w:tcPr>
           <w:p>
@@ -427,366 +317,133 @@
               <w:pStyle w:val="ListParagraph"/>
               <w:numPr>
                 <w:ilvl w:val="0"/>
-                <w:numId w:val="2"/>
+                <w:numId w:val="1"/>
               </w:numPr>
-              <w:rPr>
-                <w:rFonts w:ascii="Candara" w:hAnsi="Candara"/>
+              <w:jc w:val="center"/>
+              <w:rPr>
+                <w:rFonts w:ascii="Times New Roman" w:hAnsi="Times New Roman" w:cs="Times New Roman"/>
                 <w:b/>
                 <w:color w:val="000000"/>
+                <w:sz w:val="24"/>
+                <w:szCs w:val="24"/>
               </w:rPr>
             </w:pPr>
           </w:p>
         </w:tc>
         <w:tc>
           <w:tcPr>
-            <w:tcW w:w="2387" w:type="dxa"/>
+            <w:tcW w:w="13950" w:type="dxa"/>
+            <w:gridSpan w:val="9"/>
             <w:vAlign w:val="center"/>
           </w:tcPr>
           <w:p>
             <w:pPr>
               <w:jc w:val="center"/>
               <w:rPr>
-                <w:rFonts w:ascii="Candara" w:hAnsi="Candara"/>
-                <w:b/>
                 <w:color w:val="000000"/>
               </w:rPr>
             </w:pPr>
             <w:r>
               <w:rPr>
-                <w:rFonts w:ascii="Candara" w:hAnsi="Candara"/>
+                <w:rFonts w:ascii="Calibri" w:hAnsi="Calibri" w:cs="Calibri"/>
                 <w:b/>
+                <w:bCs/>
                 <w:color w:val="000000"/>
               </w:rPr>
-              <w:t>2</w:t>
-            </w:r>
-          </w:p>
-        </w:tc>
-        <w:tc>
-          <w:tcPr>
-            <w:tcW w:w="990" w:type="dxa"/>
-            <w:vAlign w:val="center"/>
-          </w:tcPr>
-          <w:p>
-            <w:pPr>
-              <w:jc w:val="center"/>
-              <w:rPr>
-                <w:rFonts w:ascii="Candara" w:hAnsi="Candara"/>
-                <w:b/>
-                <w:color w:val="000000"/>
-              </w:rPr>
-            </w:pPr>
-            <w:r>
-              <w:rPr>
-                <w:rFonts w:ascii="Candara" w:hAnsi="Candara"/>
-                <w:b/>
-                <w:color w:val="000000"/>
-              </w:rPr>
-              <w:t>3</w:t>
-            </w:r>
-          </w:p>
-        </w:tc>
-        <w:tc>
-          <w:tcPr>
-            <w:tcW w:w="900" w:type="dxa"/>
-            <w:vAlign w:val="center"/>
-          </w:tcPr>
-          <w:p>
-            <w:pPr>
-              <w:jc w:val="center"/>
-              <w:rPr>
-                <w:rFonts w:ascii="Candara" w:hAnsi="Candara"/>
-                <w:b/>
-                <w:color w:val="000000"/>
-              </w:rPr>
-            </w:pPr>
-            <w:r>
-              <w:rPr>
-                <w:rFonts w:ascii="Candara" w:hAnsi="Candara"/>
-                <w:b/>
-                <w:color w:val="000000"/>
-              </w:rPr>
-              <w:t>4</w:t>
-            </w:r>
-          </w:p>
-        </w:tc>
-        <w:tc>
-          <w:tcPr>
-            <w:tcW w:w="1393" w:type="dxa"/>
-            <w:vAlign w:val="center"/>
-          </w:tcPr>
-          <w:p>
-            <w:pPr>
-              <w:jc w:val="center"/>
-              <w:rPr>
-                <w:rFonts w:ascii="Candara" w:hAnsi="Candara"/>
-                <w:b/>
-                <w:color w:val="000000"/>
-              </w:rPr>
-            </w:pPr>
-            <w:r>
-              <w:rPr>
-                <w:rFonts w:ascii="Candara" w:hAnsi="Candara"/>
-                <w:b/>
-                <w:color w:val="000000"/>
-              </w:rPr>
-              <w:t>5</w:t>
-            </w:r>
-          </w:p>
-        </w:tc>
-        <w:tc>
-          <w:tcPr>
-            <w:tcW w:w="1559" w:type="dxa"/>
-            <w:vAlign w:val="center"/>
-          </w:tcPr>
-          <w:p>
-            <w:pPr>
-              <w:jc w:val="center"/>
-              <w:rPr>
-                <w:rFonts w:ascii="Candara" w:hAnsi="Candara"/>
-                <w:b/>
-                <w:color w:val="000000"/>
-              </w:rPr>
-            </w:pPr>
-            <w:r>
-              <w:rPr>
-                <w:rFonts w:ascii="Candara" w:hAnsi="Candara"/>
-                <w:b/>
-                <w:color w:val="000000"/>
-              </w:rPr>
-              <w:t>6</w:t>
-            </w:r>
-          </w:p>
-        </w:tc>
-        <w:tc>
-          <w:tcPr>
-            <w:tcW w:w="738" w:type="dxa"/>
-            <w:vAlign w:val="center"/>
-          </w:tcPr>
-          <w:p>
-            <w:pPr>
-              <w:jc w:val="center"/>
-              <w:rPr>
-                <w:rFonts w:ascii="Candara" w:hAnsi="Candara"/>
-                <w:b/>
-              </w:rPr>
-            </w:pPr>
-            <w:r>
-              <w:rPr>
-                <w:rFonts w:ascii="Candara" w:hAnsi="Candara"/>
-                <w:b/>
-              </w:rPr>
-              <w:t>7</w:t>
-            </w:r>
-          </w:p>
-        </w:tc>
-        <w:tc>
-          <w:tcPr>
-            <w:tcW w:w="1530" w:type="dxa"/>
-            <w:vAlign w:val="center"/>
-          </w:tcPr>
-          <w:p>
-            <w:pPr>
-              <w:jc w:val="center"/>
-              <w:rPr>
-                <w:rFonts w:ascii="Candara" w:hAnsi="Candara"/>
-                <w:b/>
-              </w:rPr>
-            </w:pPr>
-            <w:r>
-              <w:rPr>
-                <w:rFonts w:ascii="Candara" w:hAnsi="Candara"/>
-                <w:b/>
-              </w:rPr>
-              <w:t>8</w:t>
-            </w:r>
-          </w:p>
-        </w:tc>
-        <w:tc>
-          <w:tcPr>
-            <w:tcW w:w="1036" w:type="dxa"/>
-            <w:gridSpan w:val="2"/>
-            <w:vAlign w:val="center"/>
-          </w:tcPr>
-          <w:p>
-            <w:pPr>
-              <w:jc w:val="center"/>
-              <w:rPr>
-                <w:rFonts w:ascii="Candara" w:hAnsi="Candara"/>
-                <w:b/>
-              </w:rPr>
-            </w:pPr>
-            <w:r>
-              <w:rPr>
-                <w:rFonts w:ascii="Candara" w:hAnsi="Candara"/>
-                <w:b/>
-              </w:rPr>
-              <w:t>9</w:t>
-            </w:r>
-          </w:p>
-        </w:tc>
-        <w:tc>
-          <w:tcPr>
-            <w:tcW w:w="1516" w:type="dxa"/>
-            <w:vAlign w:val="center"/>
-          </w:tcPr>
-          <w:p>
-            <w:pPr>
-              <w:jc w:val="center"/>
-              <w:rPr>
-                <w:rFonts w:ascii="Candara" w:hAnsi="Candara"/>
-                <w:b/>
-              </w:rPr>
-            </w:pPr>
-            <w:r>
-              <w:rPr>
-                <w:rFonts w:ascii="Candara" w:hAnsi="Candara"/>
-                <w:b/>
-              </w:rPr>
-              <w:t>10</w:t>
-            </w:r>
-          </w:p>
-        </w:tc>
-        <w:tc>
-          <w:tcPr>
-            <w:tcW w:w="1184" w:type="dxa"/>
-            <w:vAlign w:val="center"/>
-          </w:tcPr>
-          <w:p>
-            <w:pPr>
-              <w:jc w:val="center"/>
-              <w:rPr>
-                <w:rFonts w:ascii="Candara" w:hAnsi="Candara"/>
-                <w:b/>
-                <w:color w:val="000000"/>
-              </w:rPr>
-            </w:pPr>
-            <w:r>
-              <w:rPr>
-                <w:rFonts w:ascii="Candara" w:hAnsi="Candara"/>
-                <w:b/>
-                <w:color w:val="000000"/>
-              </w:rPr>
-              <w:t>11</w:t>
+              <w:t>{{titleUpper}}</w:t>
             </w:r>
           </w:p>
         </w:tc>
       </w:tr>
       <w:tr>
         <w:trPr>
-          <w:gridAfter w:val="1"/>
-          <w:wAfter w:w="10" w:type="dxa"/>
           <w:trHeight w:val="494"/>
         </w:trPr>
         <w:tc>
           <w:tcPr>
-            <w:tcW w:w="1843" w:type="dxa"/>
+            <w:tcW w:w="700" w:type="dxa"/>
             <w:vAlign w:val="center"/>
           </w:tcPr>
           <w:p>
             <w:pPr>
-              <w:ind w:left="360"/>
+              <w:pStyle w:val="ListParagraph"/>
+              <w:numPr>
+                <w:ilvl w:val="0"/>
+                <w:numId w:val="1"/>
+              </w:numPr>
               <w:jc w:val="center"/>
+              <w:rPr>
+                <w:rFonts w:ascii="Times New Roman" w:hAnsi="Times New Roman" w:cs="Times New Roman"/>
+                <w:b/>
+                <w:color w:val="000000"/>
+                <w:sz w:val="24"/>
+                <w:szCs w:val="24"/>
+              </w:rPr>
+            </w:pPr>
+            <w:r>
               <w:rPr>
                 <w:rFonts w:ascii="Candara" w:hAnsi="Candara"/>
                 <w:b/>
                 <w:color w:val="000000"/>
               </w:rPr>
-            </w:pPr>
+              <w:t>{{#lineItems}}{{nums</w:t>
+            </w:r>
             <w:r>
               <w:rPr>
                 <w:rFonts w:ascii="Candara" w:hAnsi="Candara"/>
                 <w:b/>
                 <w:color w:val="000000"/>
               </w:rPr>
-              <w:t>{</w:t>
-            </w:r>
-            <w:r>
-              <w:rPr>
-                <w:rFonts w:ascii="Candara" w:hAnsi="Candara"/>
-                <w:b/>
-                <w:color w:val="000000"/>
-              </w:rPr>
-              <w:t>{#lineItems}</w:t>
-            </w:r>
-            <w:r>
-              <w:rPr>
-                <w:rFonts w:ascii="Candara" w:hAnsi="Candara"/>
-                <w:b/>
-                <w:color w:val="000000"/>
-              </w:rPr>
-              <w:t>}{{nums}}</w:t>
+              <w:lastRenderedPageBreak/>
+              <w:t>}}</w:t>
             </w:r>
           </w:p>
         </w:tc>
         <w:tc>
           <w:tcPr>
-            <w:tcW w:w="2387" w:type="dxa"/>
+            <w:tcW w:w="3510" w:type="dxa"/>
             <w:vAlign w:val="center"/>
           </w:tcPr>
           <w:p>
             <w:pPr>
               <w:jc w:val="center"/>
-              <w:rPr>
-                <w:rFonts w:ascii="Candara" w:hAnsi="Candara"/>
-              </w:rPr>
             </w:pPr>
             <w:r>
               <w:rPr>
                 <w:rFonts w:ascii="Calibri" w:hAnsi="Calibri" w:cs="Calibri"/>
                 <w:color w:val="000000"/>
               </w:rPr>
+              <w:lastRenderedPageBreak/>
               <w:t>{{description}}</w:t>
             </w:r>
           </w:p>
         </w:tc>
         <w:tc>
           <w:tcPr>
-            <w:tcW w:w="990" w:type="dxa"/>
+            <w:tcW w:w="1080" w:type="dxa"/>
             <w:vAlign w:val="center"/>
           </w:tcPr>
           <w:p>
             <w:pPr>
               <w:jc w:val="center"/>
-              <w:rPr>
-                <w:rFonts w:ascii="Candara" w:hAnsi="Candara"/>
-              </w:rPr>
             </w:pPr>
             <w:r>
               <w:rPr>
                 <w:rFonts w:ascii="Calibri" w:hAnsi="Calibri" w:cs="Calibri"/>
                 <w:color w:val="000000"/>
               </w:rPr>
-              <w:t>{{</w:t>
-            </w:r>
-            <w:proofErr w:type="spellStart"/>
-            <w:r>
-              <w:rPr>
-                <w:rFonts w:ascii="Calibri" w:hAnsi="Calibri" w:cs="Calibri"/>
-                <w:color w:val="000000"/>
-              </w:rPr>
-              <w:t>uom</w:t>
-            </w:r>
-            <w:proofErr w:type="spellEnd"/>
-            <w:r>
-              <w:rPr>
-                <w:rFonts w:ascii="Calibri" w:hAnsi="Calibri" w:cs="Calibri"/>
-                <w:color w:val="000000"/>
-              </w:rPr>
-              <w:t>}}</w:t>
+              <w:t>{{uom}}</w:t>
             </w:r>
           </w:p>
         </w:tc>
         <w:tc>
           <w:tcPr>
-            <w:tcW w:w="900" w:type="dxa"/>
+            <w:tcW w:w="1440" w:type="dxa"/>
             <w:vAlign w:val="center"/>
           </w:tcPr>
           <w:p>
             <w:pPr>
               <w:jc w:val="center"/>
-              <w:rPr>
-                <w:rFonts w:ascii="Candara" w:hAnsi="Candara"/>
-              </w:rPr>
             </w:pPr>
             <w:r>
               <w:rPr>
@@ -799,14 +456,14 @@
         </w:tc>
         <w:tc>
           <w:tcPr>
-            <w:tcW w:w="1393" w:type="dxa"/>
+            <w:tcW w:w="1350" w:type="dxa"/>
             <w:vAlign w:val="center"/>
           </w:tcPr>
           <w:p>
             <w:pPr>
               <w:jc w:val="center"/>
               <w:rPr>
-                <w:rFonts w:ascii="Candara" w:hAnsi="Candara"/>
+                <w:color w:val="000000"/>
               </w:rPr>
             </w:pPr>
             <w:r>
@@ -814,36 +471,20 @@
                 <w:rFonts w:ascii="Calibri" w:hAnsi="Calibri" w:cs="Calibri"/>
                 <w:color w:val="000000"/>
               </w:rPr>
-              <w:t>{{</w:t>
-            </w:r>
-            <w:proofErr w:type="spellStart"/>
-            <w:r>
-              <w:rPr>
-                <w:rFonts w:ascii="Calibri" w:hAnsi="Calibri" w:cs="Calibri"/>
-                <w:color w:val="000000"/>
-              </w:rPr>
-              <w:t>unitPrice</w:t>
-            </w:r>
-            <w:proofErr w:type="spellEnd"/>
-            <w:r>
-              <w:rPr>
-                <w:rFonts w:ascii="Calibri" w:hAnsi="Calibri" w:cs="Calibri"/>
-                <w:color w:val="000000"/>
-              </w:rPr>
-              <w:t>}}</w:t>
+              <w:t>{{unitPrice}}</w:t>
             </w:r>
           </w:p>
         </w:tc>
         <w:tc>
           <w:tcPr>
-            <w:tcW w:w="1559" w:type="dxa"/>
+            <w:tcW w:w="1620" w:type="dxa"/>
             <w:vAlign w:val="center"/>
           </w:tcPr>
           <w:p>
             <w:pPr>
               <w:jc w:val="center"/>
               <w:rPr>
-                <w:rFonts w:ascii="Candara" w:hAnsi="Candara"/>
+                <w:color w:val="000000"/>
               </w:rPr>
             </w:pPr>
             <w:r>
@@ -851,309 +492,165 @@
                 <w:rFonts w:ascii="Calibri" w:hAnsi="Calibri" w:cs="Calibri"/>
                 <w:color w:val="000000"/>
               </w:rPr>
-              <w:t>{{</w:t>
-            </w:r>
-            <w:proofErr w:type="spellStart"/>
-            <w:r>
-              <w:rPr>
-                <w:rFonts w:ascii="Calibri" w:hAnsi="Calibri" w:cs="Calibri"/>
-                <w:color w:val="000000"/>
-              </w:rPr>
-              <w:t>totalPrice</w:t>
-            </w:r>
-            <w:proofErr w:type="spellEnd"/>
-            <w:r>
-              <w:rPr>
-                <w:rFonts w:ascii="Calibri" w:hAnsi="Calibri" w:cs="Calibri"/>
-                <w:color w:val="000000"/>
-              </w:rPr>
-              <w:t>}}</w:t>
+              <w:t>{{totalPrice}}</w:t>
             </w:r>
           </w:p>
         </w:tc>
         <w:tc>
           <w:tcPr>
-            <w:tcW w:w="738" w:type="dxa"/>
+            <w:tcW w:w="810" w:type="dxa"/>
             <w:vAlign w:val="center"/>
           </w:tcPr>
           <w:p>
             <w:pPr>
               <w:jc w:val="center"/>
-              <w:rPr>
-                <w:rFonts w:ascii="Candara" w:hAnsi="Candara"/>
-              </w:rPr>
             </w:pPr>
             <w:r>
-              <w:rPr>
-                <w:rFonts w:ascii="Candara" w:hAnsi="Candara"/>
-              </w:rPr>
               <w:t>NIL</w:t>
             </w:r>
           </w:p>
         </w:tc>
         <w:tc>
           <w:tcPr>
-            <w:tcW w:w="1530" w:type="dxa"/>
+            <w:tcW w:w="1620" w:type="dxa"/>
+            <w:tcBorders>
+              <w:bottom w:val="single" w:sz="4" w:space="0" w:color="000000" w:themeColor="text1"/>
+            </w:tcBorders>
             <w:vAlign w:val="center"/>
           </w:tcPr>
           <w:p>
             <w:pPr>
               <w:jc w:val="center"/>
               <w:rPr>
+                <w:color w:val="000000"/>
+              </w:rPr>
+            </w:pPr>
+            <w:r>
+              <w:rPr>
                 <w:rFonts w:ascii="Calibri" w:hAnsi="Calibri" w:cs="Calibri"/>
                 <w:color w:val="000000"/>
-                <w:lang w:val="en-US"/>
-              </w:rPr>
-            </w:pPr>
-            <w:r>
-              <w:rPr>
-                <w:rFonts w:ascii="Calibri" w:hAnsi="Calibri" w:cs="Calibri"/>
-                <w:color w:val="000000"/>
-              </w:rPr>
-              <w:t>{{</w:t>
-            </w:r>
-            <w:proofErr w:type="spellStart"/>
-            <w:r>
-              <w:rPr>
-                <w:rFonts w:ascii="Calibri" w:hAnsi="Calibri" w:cs="Calibri"/>
-                <w:color w:val="000000"/>
-              </w:rPr>
-              <w:t>totalPrice</w:t>
-            </w:r>
-            <w:proofErr w:type="spellEnd"/>
-            <w:r>
-              <w:rPr>
-                <w:rFonts w:ascii="Calibri" w:hAnsi="Calibri" w:cs="Calibri"/>
-                <w:color w:val="000000"/>
-              </w:rPr>
-              <w:t>}}</w:t>
+              </w:rPr>
+              <w:t>{{totalPrice}}</w:t>
             </w:r>
           </w:p>
         </w:tc>
         <w:tc>
           <w:tcPr>
-            <w:tcW w:w="1036" w:type="dxa"/>
-            <w:gridSpan w:val="2"/>
+            <w:tcW w:w="810" w:type="dxa"/>
             <w:vAlign w:val="center"/>
           </w:tcPr>
           <w:p>
             <w:pPr>
               <w:jc w:val="center"/>
-              <w:rPr>
-                <w:rFonts w:ascii="Candara" w:hAnsi="Candara"/>
-              </w:rPr>
             </w:pPr>
             <w:r>
-              <w:rPr>
-                <w:rFonts w:ascii="Candara" w:hAnsi="Candara"/>
-              </w:rPr>
               <w:t>NIL</w:t>
             </w:r>
           </w:p>
         </w:tc>
         <w:tc>
           <w:tcPr>
-            <w:tcW w:w="1516" w:type="dxa"/>
+            <w:tcW w:w="1710" w:type="dxa"/>
             <w:vAlign w:val="center"/>
           </w:tcPr>
           <w:p>
             <w:pPr>
               <w:jc w:val="center"/>
               <w:rPr>
+                <w:color w:val="000000"/>
+              </w:rPr>
+            </w:pPr>
+            <w:r>
+              <w:rPr>
                 <w:rFonts w:ascii="Calibri" w:hAnsi="Calibri" w:cs="Calibri"/>
                 <w:color w:val="000000"/>
-                <w:lang w:val="en-US"/>
-              </w:rPr>
-            </w:pPr>
-            <w:r>
-              <w:rPr>
-                <w:rFonts w:ascii="Calibri" w:hAnsi="Calibri" w:cs="Calibri"/>
-                <w:color w:val="000000"/>
-              </w:rPr>
-              <w:t>{{</w:t>
-            </w:r>
-            <w:proofErr w:type="spellStart"/>
-            <w:r>
-              <w:rPr>
-                <w:rFonts w:ascii="Calibri" w:hAnsi="Calibri" w:cs="Calibri"/>
-                <w:color w:val="000000"/>
-              </w:rPr>
-              <w:t>totalPrice</w:t>
-            </w:r>
-            <w:proofErr w:type="spellEnd"/>
-            <w:r>
-              <w:rPr>
-                <w:rFonts w:ascii="Calibri" w:hAnsi="Calibri" w:cs="Calibri"/>
-                <w:color w:val="000000"/>
-              </w:rPr>
-              <w:t>}}</w:t>
-            </w:r>
-          </w:p>
-        </w:tc>
-        <w:tc>
-          <w:tcPr>
-            <w:tcW w:w="1184" w:type="dxa"/>
-            <w:vAlign w:val="center"/>
-          </w:tcPr>
-          <w:p>
-            <w:pPr>
-              <w:jc w:val="center"/>
-              <w:rPr>
-                <w:rFonts w:ascii="Candara" w:hAnsi="Candara"/>
-              </w:rPr>
-            </w:pPr>
-            <w:r>
-              <w:rPr>
-                <w:rFonts w:ascii="Candara" w:hAnsi="Candara"/>
-              </w:rPr>
-              <w:t>NIL</w:t>
-            </w:r>
-            <w:r>
-              <w:rPr>
-                <w:rFonts w:ascii="Candara" w:hAnsi="Candara"/>
-              </w:rPr>
-              <w:t>{</w:t>
-            </w:r>
-            <w:r>
-              <w:rPr>
-                <w:rFonts w:ascii="Candara" w:hAnsi="Candara"/>
-              </w:rPr>
-              <w:t>{</w:t>
-            </w:r>
-            <w:r>
-              <w:rPr>
-                <w:rFonts w:ascii="Candara" w:hAnsi="Candara"/>
-              </w:rPr>
-              <w:t>/</w:t>
-            </w:r>
-            <w:proofErr w:type="spellStart"/>
-            <w:r>
-              <w:rPr>
-                <w:rFonts w:ascii="Candara" w:hAnsi="Candara"/>
-              </w:rPr>
-              <w:t>lineItems</w:t>
-            </w:r>
-            <w:proofErr w:type="spellEnd"/>
-            <w:r>
-              <w:rPr>
-                <w:rFonts w:ascii="Candara" w:hAnsi="Candara"/>
-              </w:rPr>
-              <w:t>}</w:t>
-            </w:r>
-            <w:r>
-              <w:rPr>
-                <w:rFonts w:ascii="Candara" w:hAnsi="Candara"/>
-              </w:rPr>
-              <w:t>}</w:t>
+              </w:rPr>
+              <w:t>{{totalPrice}}{{/lineItems}}</w:t>
             </w:r>
           </w:p>
         </w:tc>
       </w:tr>
       <w:tr>
         <w:trPr>
-          <w:trHeight w:val="562"/>
+          <w:trHeight w:val="494"/>
         </w:trPr>
         <w:tc>
           <w:tcPr>
-            <w:tcW w:w="12088" w:type="dxa"/>
-            <w:gridSpan w:val="9"/>
-            <w:tcBorders>
-              <w:right w:val="single" w:sz="4" w:space="0" w:color="auto"/>
-            </w:tcBorders>
+            <w:tcW w:w="14650" w:type="dxa"/>
+            <w:gridSpan w:val="10"/>
             <w:vAlign w:val="center"/>
           </w:tcPr>
           <w:p>
             <w:pPr>
               <w:jc w:val="center"/>
               <w:rPr>
-                <w:rFonts w:ascii="Candara" w:hAnsi="Candara"/>
-                <w:b/>
-                <w:sz w:val="28"/>
-                <w:szCs w:val="28"/>
+                <w:sz w:val="26"/>
+                <w:szCs w:val="26"/>
               </w:rPr>
             </w:pPr>
             <w:r>
               <w:rPr>
-                <w:rFonts w:ascii="Candara" w:hAnsi="Candara"/>
                 <w:b/>
-              </w:rPr>
-              <w:t xml:space="preserve">                                                                                                                                                                               </w:t>
+                <w:sz w:val="26"/>
+                <w:szCs w:val="26"/>
+              </w:rPr>
+              <w:t xml:space="preserve">                                                                                   </w:t>
             </w:r>
             <w:r>
               <w:rPr>
-                <w:rFonts w:ascii="Candara" w:hAnsi="Candara"/>
                 <w:b/>
-              </w:rPr>
-              <w:t xml:space="preserve">          </w:t>
+                <w:sz w:val="26"/>
+                <w:szCs w:val="26"/>
+              </w:rPr>
+              <w:t xml:space="preserve">                           </w:t>
             </w:r>
             <w:r>
               <w:rPr>
-                <w:rFonts w:ascii="Candara" w:hAnsi="Candara"/>
                 <w:b/>
-                <w:sz w:val="28"/>
-                <w:szCs w:val="28"/>
-              </w:rPr>
-              <w:t>GRAND TOTAL</w:t>
-            </w:r>
-          </w:p>
-        </w:tc>
-        <w:tc>
-          <w:tcPr>
-            <w:tcW w:w="2998" w:type="dxa"/>
-            <w:gridSpan w:val="4"/>
-            <w:tcBorders>
-              <w:left w:val="single" w:sz="4" w:space="0" w:color="auto"/>
-            </w:tcBorders>
-            <w:vAlign w:val="center"/>
-          </w:tcPr>
-          <w:p>
-            <w:pPr>
-              <w:ind w:left="103"/>
-              <w:jc w:val="center"/>
-              <w:rPr>
-                <w:rFonts w:ascii="Candara" w:hAnsi="Candara"/>
-                <w:b/>
-                <w:sz w:val="28"/>
-                <w:szCs w:val="28"/>
-              </w:rPr>
-            </w:pPr>
-            <w:r>
-              <w:rPr>
-                <w:rFonts w:ascii="Candara" w:hAnsi="Candara"/>
-                <w:b/>
-                <w:sz w:val="28"/>
-                <w:szCs w:val="28"/>
-              </w:rPr>
-              <w:t>GH¢</w:t>
+                <w:sz w:val="26"/>
+                <w:szCs w:val="26"/>
+              </w:rPr>
+              <w:t xml:space="preserve">                                         </w:t>
             </w:r>
             <w:r>
               <w:rPr>
-                <w:rFonts w:ascii="Candara" w:hAnsi="Candara"/>
                 <w:b/>
-                <w:sz w:val="28"/>
-                <w:szCs w:val="28"/>
-              </w:rPr>
-              <w:t xml:space="preserve"> {{</w:t>
+                <w:sz w:val="26"/>
+                <w:szCs w:val="26"/>
+              </w:rPr>
+              <w:t xml:space="preserve">        </w:t>
             </w:r>
-            <w:proofErr w:type="spellStart"/>
             <w:r>
               <w:rPr>
-                <w:rFonts w:ascii="Candara" w:hAnsi="Candara"/>
                 <w:b/>
-                <w:sz w:val="28"/>
-                <w:szCs w:val="28"/>
-              </w:rPr>
-              <w:t>grandTotal</w:t>
+                <w:sz w:val="26"/>
+                <w:szCs w:val="26"/>
+              </w:rPr>
+              <w:t xml:space="preserve">GRAND TOTAL: </w:t>
             </w:r>
-            <w:proofErr w:type="spellEnd"/>
             <w:r>
               <w:rPr>
-                <w:rFonts w:ascii="Candara" w:hAnsi="Candara"/>
                 <w:b/>
-                <w:sz w:val="28"/>
-                <w:szCs w:val="28"/>
-              </w:rPr>
-              <w:t>}}</w:t>
+                <w:sz w:val="26"/>
+                <w:szCs w:val="26"/>
+              </w:rPr>
+              <w:t xml:space="preserve"> </w:t>
+            </w:r>
+            <w:r>
+              <w:rPr>
+                <w:b/>
+                <w:sz w:val="26"/>
+                <w:szCs w:val="26"/>
+              </w:rPr>
+              <w:t xml:space="preserve">GH¢ </w:t>
+            </w:r>
+            <w:r>
+              <w:rPr>
+                <w:b/>
+                <w:sz w:val="26"/>
+                <w:szCs w:val="26"/>
+              </w:rPr>
+              <w:t>{{grandTotal}}</w:t>
             </w:r>
           </w:p>
         </w:tc>
@@ -1161,207 +658,111 @@
     </w:tbl>
     <w:p>
       <w:pPr>
-        <w:spacing w:line="312" w:lineRule="auto"/>
         <w:rPr>
-          <w:rFonts w:ascii="Candara" w:hAnsi="Candara"/>
           <w:b/>
-          <w:sz w:val="26"/>
-          <w:szCs w:val="26"/>
+        </w:rPr>
+      </w:pPr>
+    </w:p>
+    <w:p>
+      <w:pPr>
+        <w:ind w:left="2160" w:hanging="2160"/>
+        <w:rPr>
+          <w:b/>
+        </w:rPr>
+      </w:pPr>
+    </w:p>
+    <w:p>
+      <w:pPr>
+        <w:ind w:left="2160" w:hanging="2160"/>
+        <w:rPr>
+          <w:b/>
         </w:rPr>
       </w:pPr>
       <w:r>
         <w:rPr>
-          <w:rFonts w:ascii="Candara" w:hAnsi="Candara"/>
           <w:b/>
-          <w:sz w:val="26"/>
-          <w:szCs w:val="26"/>
-        </w:rPr>
-        <w:t xml:space="preserve"> </w:t>
-      </w:r>
-    </w:p>
-    <w:p>
-      <w:pPr>
-        <w:spacing w:line="312" w:lineRule="auto"/>
-        <w:rPr>
-          <w:rFonts w:ascii="Candara" w:hAnsi="Candara"/>
-          <w:b/>
-          <w:sz w:val="26"/>
-          <w:szCs w:val="26"/>
-        </w:rPr>
-      </w:pPr>
-    </w:p>
-    <w:p>
-      <w:pPr>
-        <w:spacing w:line="312" w:lineRule="auto"/>
-        <w:rPr>
-          <w:rFonts w:ascii="Candara" w:hAnsi="Candara"/>
-          <w:b/>
-          <w:sz w:val="26"/>
-          <w:szCs w:val="26"/>
-        </w:rPr>
-      </w:pPr>
-      <w:r>
-        <w:rPr>
-          <w:rFonts w:ascii="Candara" w:hAnsi="Candara"/>
-          <w:b/>
-          <w:sz w:val="26"/>
-          <w:szCs w:val="26"/>
         </w:rPr>
         <w:t xml:space="preserve">TOTAL AMOUNT: </w:t>
       </w:r>
       <w:r>
         <w:rPr>
-          <w:rFonts w:ascii="Candara" w:hAnsi="Candara"/>
           <w:b/>
-          <w:sz w:val="26"/>
-          <w:szCs w:val="26"/>
         </w:rPr>
-        <w:t>{{</w:t>
+        <w:t>{{grandTotalWords}}</w:t>
       </w:r>
-      <w:proofErr w:type="spellStart"/>
+    </w:p>
+    <w:p>
+      <w:pPr>
+        <w:rPr>
+          <w:b/>
+        </w:rPr>
+      </w:pPr>
       <w:r>
         <w:rPr>
-          <w:rFonts w:ascii="Candara" w:hAnsi="Candara"/>
           <w:b/>
-          <w:sz w:val="26"/>
-          <w:szCs w:val="26"/>
         </w:rPr>
-        <w:t>grandTotalWords</w:t>
-      </w:r>
-      <w:proofErr w:type="spellEnd"/>
-      <w:r>
-        <w:rPr>
-          <w:rFonts w:ascii="Candara" w:hAnsi="Candara"/>
-          <w:b/>
-          <w:sz w:val="26"/>
-          <w:szCs w:val="26"/>
-        </w:rPr>
-        <w:t>}}</w:t>
+        <w:t xml:space="preserve">VALIDITY: </w:t>
       </w:r>
       <w:r>
         <w:rPr>
-          <w:rFonts w:ascii="Candara" w:hAnsi="Candara"/>
           <w:b/>
-          <w:sz w:val="26"/>
-          <w:szCs w:val="26"/>
         </w:rPr>
-        <w:t>.</w:t>
+        <w:t>{{validityTerms}}</w:t>
+      </w:r>
+      <w:r>
+        <w:rPr>
+          <w:b/>
+        </w:rPr>
+        <w:t xml:space="preserve">               </w:t>
       </w:r>
     </w:p>
     <w:p>
       <w:pPr>
-        <w:spacing w:line="312" w:lineRule="auto"/>
-        <w:ind w:left="-851"/>
         <w:rPr>
-          <w:rFonts w:ascii="Candara" w:hAnsi="Candara"/>
-          <w:sz w:val="26"/>
-          <w:szCs w:val="26"/>
+          <w:b/>
         </w:rPr>
       </w:pPr>
       <w:r>
         <w:rPr>
-          <w:rFonts w:ascii="Candara" w:hAnsi="Candara"/>
           <w:b/>
-          <w:sz w:val="26"/>
-          <w:szCs w:val="26"/>
         </w:rPr>
-        <w:t xml:space="preserve">               </w:t>
+        <w:t>DELIVERY:</w:t>
       </w:r>
       <w:r>
         <w:rPr>
-          <w:rFonts w:ascii="Candara" w:hAnsi="Candara"/>
           <w:b/>
-          <w:sz w:val="26"/>
-          <w:szCs w:val="26"/>
         </w:rPr>
-        <w:t xml:space="preserve">DELIVERY:  </w:t>
+        <w:t xml:space="preserve"> {{deliveryTerms}}</w:t>
+      </w:r>
+    </w:p>
+    <w:p>
+      <w:pPr>
+        <w:spacing w:line="312" w:lineRule="auto"/>
+        <w:ind w:left="-851"/>
+      </w:pPr>
+      <w:r>
+        <w:rPr>
+          <w:b/>
+        </w:rPr>
+        <w:t xml:space="preserve">             </w:t>
       </w:r>
       <w:r>
         <w:rPr>
-          <w:rFonts w:ascii="Candara" w:hAnsi="Candara"/>
           <w:b/>
-          <w:sz w:val="26"/>
-          <w:szCs w:val="26"/>
         </w:rPr>
-        <w:t>{{</w:t>
-      </w:r>
-      <w:proofErr w:type="spellStart"/>
-      <w:r>
-        <w:rPr>
-          <w:rFonts w:ascii="Candara" w:hAnsi="Candara"/>
-          <w:b/>
-          <w:sz w:val="26"/>
-          <w:szCs w:val="26"/>
-        </w:rPr>
-        <w:t>deliveryTerms</w:t>
-      </w:r>
-      <w:proofErr w:type="spellEnd"/>
-      <w:r>
-        <w:rPr>
-          <w:rFonts w:ascii="Candara" w:hAnsi="Candara"/>
-          <w:b/>
-          <w:sz w:val="26"/>
-          <w:szCs w:val="26"/>
-        </w:rPr>
-        <w:t>}}</w:t>
-      </w:r>
-    </w:p>
-    <w:p>
-      <w:pPr>
-        <w:spacing w:line="312" w:lineRule="auto"/>
-        <w:ind w:left="-851"/>
-        <w:rPr>
-          <w:rFonts w:ascii="Candara" w:hAnsi="Candara"/>
-          <w:sz w:val="26"/>
-          <w:szCs w:val="26"/>
-        </w:rPr>
-      </w:pPr>
-      <w:r>
-        <w:rPr>
-          <w:rFonts w:ascii="Candara" w:hAnsi="Candara"/>
-          <w:b/>
-          <w:sz w:val="26"/>
-          <w:szCs w:val="26"/>
-        </w:rPr>
-        <w:t xml:space="preserve">               </w:t>
+        <w:t xml:space="preserve"> </w:t>
       </w:r>
       <w:r>
         <w:rPr>
-          <w:rFonts w:ascii="Candara" w:hAnsi="Candara"/>
           <w:b/>
-          <w:sz w:val="26"/>
-          <w:szCs w:val="26"/>
         </w:rPr>
         <w:t xml:space="preserve">PAYMENT: </w:t>
       </w:r>
       <w:r>
         <w:rPr>
-          <w:rFonts w:ascii="Candara" w:hAnsi="Candara"/>
           <w:b/>
-          <w:sz w:val="26"/>
-          <w:szCs w:val="26"/>
         </w:rPr>
-        <w:t>{{</w:t>
-      </w:r>
-      <w:proofErr w:type="spellStart"/>
-      <w:r>
-        <w:rPr>
-          <w:rFonts w:ascii="Candara" w:hAnsi="Candara"/>
-          <w:b/>
-          <w:sz w:val="26"/>
-          <w:szCs w:val="26"/>
-        </w:rPr>
-        <w:t>paymentTerms</w:t>
-      </w:r>
-      <w:proofErr w:type="spellEnd"/>
-      <w:r>
-        <w:rPr>
-          <w:rFonts w:ascii="Candara" w:hAnsi="Candara"/>
-          <w:b/>
-          <w:sz w:val="26"/>
-          <w:szCs w:val="26"/>
-        </w:rPr>
-        <w:t>}}</w:t>
+        <w:t>{{paymentTerms}}</w:t>
       </w:r>
     </w:p>
     <w:p>
@@ -1372,7 +773,6 @@
         <w:spacing w:line="312" w:lineRule="auto"/>
         <w:ind w:left="-851"/>
         <w:rPr>
-          <w:rFonts w:ascii="Candara" w:hAnsi="Candara"/>
           <w:b/>
           <w:sz w:val="26"/>
           <w:szCs w:val="26"/>
@@ -1380,88 +780,23 @@
       </w:pPr>
       <w:r>
         <w:rPr>
-          <w:rFonts w:ascii="Candara" w:hAnsi="Candara"/>
-          <w:b/>
-          <w:sz w:val="26"/>
-          <w:szCs w:val="26"/>
-        </w:rPr>
-        <w:t xml:space="preserve">               </w:t>
-      </w:r>
-      <w:r>
-        <w:rPr>
-          <w:rFonts w:ascii="Candara" w:hAnsi="Candara"/>
-          <w:b/>
-          <w:sz w:val="26"/>
-          <w:szCs w:val="26"/>
-        </w:rPr>
-        <w:t xml:space="preserve">VALIDITY: </w:t>
-      </w:r>
-      <w:r>
-        <w:rPr>
-          <w:rFonts w:ascii="Candara" w:hAnsi="Candara"/>
-          <w:b/>
-          <w:sz w:val="26"/>
-          <w:szCs w:val="26"/>
-        </w:rPr>
-        <w:t>{{</w:t>
-      </w:r>
-      <w:proofErr w:type="spellStart"/>
-      <w:r>
-        <w:rPr>
-          <w:rFonts w:ascii="Candara" w:hAnsi="Candara"/>
-          <w:b/>
-          <w:sz w:val="26"/>
-          <w:szCs w:val="26"/>
-        </w:rPr>
-        <w:t>validityTerms</w:t>
-      </w:r>
-      <w:proofErr w:type="spellEnd"/>
-      <w:r>
-        <w:rPr>
-          <w:rFonts w:ascii="Candara" w:hAnsi="Candara"/>
-          <w:b/>
-          <w:sz w:val="26"/>
-          <w:szCs w:val="26"/>
-        </w:rPr>
-        <w:t>}}</w:t>
-      </w:r>
-    </w:p>
-    <w:p>
-      <w:pPr>
-        <w:tabs>
-          <w:tab w:val="left" w:pos="-1170"/>
-        </w:tabs>
-        <w:spacing w:line="312" w:lineRule="auto"/>
-        <w:ind w:left="-851"/>
-        <w:rPr>
-          <w:rFonts w:ascii="Candara" w:hAnsi="Candara"/>
-          <w:b/>
-          <w:sz w:val="26"/>
-          <w:szCs w:val="26"/>
-        </w:rPr>
-      </w:pPr>
-      <w:r>
-        <w:rPr>
-          <w:rFonts w:ascii="Candara" w:hAnsi="Candara"/>
-          <w:b/>
+          <w:rFonts w:ascii="Candara" w:hAnsi="Candara" w:cs="Arial"/>
           <w:noProof/>
-          <w:sz w:val="26"/>
-          <w:szCs w:val="26"/>
           <w:lang w:val="en-US"/>
         </w:rPr>
         <w:drawing>
-          <wp:anchor distT="0" distB="0" distL="114300" distR="114300" simplePos="0" relativeHeight="251663359" behindDoc="1" locked="0" layoutInCell="1" allowOverlap="1" wp14:anchorId="00D03BE8" wp14:editId="113C8DCC">
+          <wp:anchor distT="0" distB="0" distL="114300" distR="114300" simplePos="0" relativeHeight="251669504" behindDoc="1" locked="0" layoutInCell="1" allowOverlap="1" wp14:anchorId="086567CE" wp14:editId="686355B0">
             <wp:simplePos x="0" y="0"/>
-            <wp:positionH relativeFrom="column">
-              <wp:posOffset>3161665</wp:posOffset>
+            <wp:positionH relativeFrom="margin">
+              <wp:posOffset>2626848</wp:posOffset>
             </wp:positionH>
             <wp:positionV relativeFrom="paragraph">
-              <wp:posOffset>73025</wp:posOffset>
+              <wp:posOffset>121920</wp:posOffset>
             </wp:positionV>
-            <wp:extent cx="1987550" cy="798830"/>
-            <wp:effectExtent l="0" t="0" r="0" b="0"/>
+            <wp:extent cx="1799970" cy="813816"/>
+            <wp:effectExtent l="0" t="0" r="3810" b="0"/>
             <wp:wrapNone/>
-            <wp:docPr id="1" name="Picture 1"/>
+            <wp:docPr id="6" name="Picture 6"/>
             <wp:cNvGraphicFramePr>
               <a:graphicFrameLocks xmlns:a="http://schemas.openxmlformats.org/drawingml/2006/main" noChangeAspect="1"/>
             </wp:cNvGraphicFramePr>
@@ -1477,6 +812,15 @@
                   <pic:blipFill>
                     <a:blip r:embed="rId8">
                       <a:extLst>
+                        <a:ext uri="{BEBA8EAE-BF5A-486C-A8C5-ECC9F3942E4B}">
+                          <a14:imgProps xmlns:a14="http://schemas.microsoft.com/office/drawing/2010/main">
+                            <a14:imgLayer r:embed="rId9">
+                              <a14:imgEffect>
+                                <a14:brightnessContrast bright="20000" contrast="-40000"/>
+                              </a14:imgEffect>
+                            </a14:imgLayer>
+                          </a14:imgProps>
+                        </a:ext>
                         <a:ext uri="{28A0092B-C50C-407E-A947-70E740481C1C}">
                           <a14:useLocalDpi xmlns:a14="http://schemas.microsoft.com/office/drawing/2010/main" val="0"/>
                         </a:ext>
@@ -1490,12 +834,15 @@
                   <pic:spPr bwMode="auto">
                     <a:xfrm>
                       <a:off x="0" y="0"/>
-                      <a:ext cx="1987550" cy="798830"/>
+                      <a:ext cx="1799970" cy="813816"/>
                     </a:xfrm>
                     <a:prstGeom prst="rect">
                       <a:avLst/>
                     </a:prstGeom>
                     <a:noFill/>
+                    <a:ln>
+                      <a:noFill/>
+                    </a:ln>
                   </pic:spPr>
                 </pic:pic>
               </a:graphicData>
@@ -1511,26 +858,45 @@
       </w:r>
       <w:r>
         <w:rPr>
-          <w:rFonts w:ascii="Candara" w:hAnsi="Candara"/>
           <w:b/>
-          <w:noProof/>
           <w:sz w:val="26"/>
           <w:szCs w:val="26"/>
+        </w:rPr>
+        <w:t xml:space="preserve">               </w:t>
+      </w:r>
+    </w:p>
+    <w:p>
+      <w:pPr>
+        <w:tabs>
+          <w:tab w:val="left" w:pos="-1170"/>
+          <w:tab w:val="left" w:pos="9930"/>
+        </w:tabs>
+        <w:spacing w:line="312" w:lineRule="auto"/>
+        <w:rPr>
+          <w:b/>
+          <w:sz w:val="26"/>
+          <w:szCs w:val="26"/>
+        </w:rPr>
+      </w:pPr>
+      <w:r>
+        <w:rPr>
+          <w:rFonts w:ascii="Candara" w:hAnsi="Candara" w:cs="Arial"/>
+          <w:noProof/>
           <w:lang w:val="en-US"/>
         </w:rPr>
         <w:drawing>
-          <wp:anchor distT="0" distB="0" distL="114300" distR="114300" simplePos="0" relativeHeight="251662335" behindDoc="1" locked="0" layoutInCell="1" allowOverlap="1" wp14:anchorId="69A40338" wp14:editId="541C6717">
+          <wp:anchor distT="0" distB="0" distL="114300" distR="114300" simplePos="0" relativeHeight="251659264" behindDoc="1" locked="0" layoutInCell="1" allowOverlap="1" wp14:anchorId="02AAE9F2" wp14:editId="0AAFF54C">
             <wp:simplePos x="0" y="0"/>
             <wp:positionH relativeFrom="column">
-              <wp:posOffset>1191260</wp:posOffset>
+              <wp:posOffset>1219200</wp:posOffset>
             </wp:positionH>
             <wp:positionV relativeFrom="paragraph">
-              <wp:posOffset>116840</wp:posOffset>
+              <wp:posOffset>8255</wp:posOffset>
             </wp:positionV>
-            <wp:extent cx="1617345" cy="868680"/>
-            <wp:effectExtent l="0" t="0" r="0" b="0"/>
+            <wp:extent cx="1381125" cy="552450"/>
+            <wp:effectExtent l="0" t="0" r="9525" b="0"/>
             <wp:wrapNone/>
-            <wp:docPr id="9" name="Picture 2" descr="signature"/>
+            <wp:docPr id="1" name="Picture 1"/>
             <wp:cNvGraphicFramePr>
               <a:graphicFrameLocks xmlns:a="http://schemas.openxmlformats.org/drawingml/2006/main" noChangeAspect="1"/>
             </wp:cNvGraphicFramePr>
@@ -1538,14 +904,29 @@
               <a:graphicData uri="http://schemas.openxmlformats.org/drawingml/2006/picture">
                 <pic:pic xmlns:pic="http://schemas.openxmlformats.org/drawingml/2006/picture">
                   <pic:nvPicPr>
-                    <pic:cNvPr id="0" name="Picture 2" descr="signature"/>
+                    <pic:cNvPr id="0" name="Picture 1"/>
                     <pic:cNvPicPr>
                       <a:picLocks noChangeAspect="1" noChangeArrowheads="1"/>
                     </pic:cNvPicPr>
                   </pic:nvPicPr>
                   <pic:blipFill>
-                    <a:blip r:embed="rId9" cstate="print"/>
-                    <a:srcRect l="6599" t="19424" r="7106" b="15828"/>
+                    <a:blip r:embed="rId10" cstate="print">
+                      <a:extLst>
+                        <a:ext uri="{BEBA8EAE-BF5A-486C-A8C5-ECC9F3942E4B}">
+                          <a14:imgProps xmlns:a14="http://schemas.microsoft.com/office/drawing/2010/main">
+                            <a14:imgLayer r:embed="rId11">
+                              <a14:imgEffect>
+                                <a14:brightnessContrast bright="20000" contrast="-20000"/>
+                              </a14:imgEffect>
+                            </a14:imgLayer>
+                          </a14:imgProps>
+                        </a:ext>
+                        <a:ext uri="{28A0092B-C50C-407E-A947-70E740481C1C}">
+                          <a14:useLocalDpi xmlns:a14="http://schemas.microsoft.com/office/drawing/2010/main" val="0"/>
+                        </a:ext>
+                      </a:extLst>
+                    </a:blip>
+                    <a:srcRect/>
                     <a:stretch>
                       <a:fillRect/>
                     </a:stretch>
@@ -1553,30 +934,35 @@
                   <pic:spPr bwMode="auto">
                     <a:xfrm>
                       <a:off x="0" y="0"/>
-                      <a:ext cx="1617345" cy="868680"/>
+                      <a:ext cx="1381125" cy="552450"/>
                     </a:xfrm>
                     <a:prstGeom prst="rect">
                       <a:avLst/>
                     </a:prstGeom>
                     <a:noFill/>
-                    <a:ln w="9525">
+                    <a:ln>
                       <a:noFill/>
-                      <a:miter lim="800000"/>
-                      <a:headEnd/>
-                      <a:tailEnd/>
                     </a:ln>
                   </pic:spPr>
                 </pic:pic>
               </a:graphicData>
             </a:graphic>
-            <wp14:sizeRelH relativeFrom="margin">
+            <wp14:sizeRelH relativeFrom="page">
               <wp14:pctWidth>0</wp14:pctWidth>
             </wp14:sizeRelH>
-            <wp14:sizeRelV relativeFrom="margin">
+            <wp14:sizeRelV relativeFrom="page">
               <wp14:pctHeight>0</wp14:pctHeight>
             </wp14:sizeRelV>
           </wp:anchor>
         </w:drawing>
+      </w:r>
+      <w:r>
+        <w:rPr>
+          <w:b/>
+          <w:sz w:val="26"/>
+          <w:szCs w:val="26"/>
+        </w:rPr>
+        <w:tab/>
       </w:r>
     </w:p>
     <w:p>
@@ -1587,30 +973,13 @@
         <w:spacing w:line="312" w:lineRule="auto"/>
         <w:ind w:left="-851"/>
         <w:rPr>
-          <w:rFonts w:ascii="Candara" w:hAnsi="Candara"/>
           <w:b/>
-          <w:sz w:val="26"/>
-          <w:szCs w:val="26"/>
-        </w:rPr>
-      </w:pPr>
-    </w:p>
-    <w:p>
-      <w:pPr>
-        <w:tabs>
-          <w:tab w:val="left" w:pos="-1170"/>
-        </w:tabs>
-        <w:spacing w:line="312" w:lineRule="auto"/>
-        <w:ind w:left="-851"/>
-        <w:rPr>
-          <w:rFonts w:ascii="Candara" w:hAnsi="Candara"/>
-          <w:b/>
-          <w:sz w:val="26"/>
-          <w:szCs w:val="26"/>
+          <w:sz w:val="34"/>
+          <w:szCs w:val="34"/>
         </w:rPr>
       </w:pPr>
       <w:r>
         <w:rPr>
-          <w:rFonts w:ascii="Candara" w:hAnsi="Candara"/>
           <w:b/>
           <w:sz w:val="26"/>
           <w:szCs w:val="26"/>
@@ -1619,7 +988,6 @@
       </w:r>
       <w:r>
         <w:rPr>
-          <w:rFonts w:ascii="Candara" w:hAnsi="Candara"/>
           <w:b/>
           <w:sz w:val="26"/>
           <w:szCs w:val="26"/>
@@ -1628,7 +996,6 @@
       </w:r>
       <w:r>
         <w:rPr>
-          <w:rFonts w:ascii="Candara" w:hAnsi="Candara"/>
           <w:b/>
           <w:sz w:val="26"/>
           <w:szCs w:val="26"/>
@@ -1637,7 +1004,6 @@
       </w:r>
       <w:r>
         <w:rPr>
-          <w:rFonts w:ascii="Candara" w:hAnsi="Candara"/>
           <w:b/>
           <w:sz w:val="26"/>
           <w:szCs w:val="26"/>
@@ -1646,16 +1012,6 @@
       </w:r>
       <w:r>
         <w:rPr>
-          <w:rFonts w:ascii="Candara" w:hAnsi="Candara"/>
-          <w:b/>
-          <w:sz w:val="26"/>
-          <w:szCs w:val="26"/>
-        </w:rPr>
-        <w:t xml:space="preserve"> </w:t>
-      </w:r>
-      <w:r>
-        <w:rPr>
-          <w:rFonts w:ascii="Candara" w:hAnsi="Candara"/>
           <w:b/>
           <w:sz w:val="26"/>
           <w:szCs w:val="26"/>
@@ -1664,22 +1020,43 @@
       </w:r>
       <w:r>
         <w:rPr>
-          <w:rFonts w:ascii="Candara" w:hAnsi="Candara"/>
           <w:b/>
           <w:sz w:val="26"/>
           <w:szCs w:val="26"/>
         </w:rPr>
-        <w:t>……………………………</w:t>
+        <w:t>……………</w:t>
+      </w:r>
+      <w:r>
+        <w:rPr>
+          <w:b/>
+          <w:sz w:val="26"/>
+          <w:szCs w:val="26"/>
+        </w:rPr>
+        <w:t>….</w:t>
+      </w:r>
+      <w:r>
+        <w:rPr>
+          <w:b/>
+          <w:sz w:val="34"/>
+          <w:szCs w:val="34"/>
+        </w:rPr>
+        <w:t xml:space="preserve">           </w:t>
+      </w:r>
+      <w:r>
+        <w:rPr>
+          <w:b/>
+          <w:sz w:val="34"/>
+          <w:szCs w:val="34"/>
+        </w:rPr>
+        <w:t xml:space="preserve">            </w:t>
       </w:r>
     </w:p>
     <w:sectPr>
-      <w:headerReference w:type="even" r:id="rId10"/>
-      <w:headerReference w:type="default" r:id="rId11"/>
-      <w:footerReference w:type="even" r:id="rId12"/>
-      <w:footerReference w:type="default" r:id="rId13"/>
-      <w:headerReference w:type="first" r:id="rId14"/>
-      <w:footerReference w:type="first" r:id="rId15"/>
-      <w:pgSz w:w="16838" w:h="11906" w:orient="landscape" w:code="9"/>
+      <w:headerReference w:type="even" r:id="rId12"/>
+      <w:headerReference w:type="default" r:id="rId13"/>
+      <w:footerReference w:type="default" r:id="rId14"/>
+      <w:headerReference w:type="first" r:id="rId15"/>
+      <w:pgSz w:w="15840" w:h="12240" w:orient="landscape"/>
       <w:pgMar w:top="360" w:right="1440" w:bottom="0" w:left="1440" w:header="450" w:footer="720" w:gutter="0"/>
       <w:cols w:space="720"/>
       <w:docGrid w:linePitch="360"/>
@@ -1714,26 +1091,6 @@
       <w:pStyle w:val="Footer"/>
     </w:pPr>
   </w:p>
-</w:ftr>
-</file>
-
-<file path=word/footer2.xml><?xml version="1.0" encoding="utf-8"?>
-<w:ftr xmlns:wpc="http://schemas.microsoft.com/office/word/2010/wordprocessingCanvas" xmlns:cx="http://schemas.microsoft.com/office/drawing/2014/chartex" xmlns:cx1="http://schemas.microsoft.com/office/drawing/2015/9/8/chartex" xmlns:cx2="http://schemas.microsoft.com/office/drawing/2015/10/21/chartex" xmlns:cx3="http://schemas.microsoft.com/office/drawing/2016/5/9/chartex" xmlns:cx4="http://schemas.microsoft.com/office/drawing/2016/5/10/chartex" xmlns:cx5="http://schemas.microsoft.com/office/drawing/2016/5/11/chartex" xmlns:cx6="http://schemas.microsoft.com/office/drawing/2016/5/12/chartex" xmlns:cx7="http://schemas.microsoft.com/office/drawing/2016/5/13/chartex" xmlns:cx8="http://schemas.microsoft.com/office/drawing/2016/5/14/chartex" xmlns:mc="http://schemas.openxmlformats.org/markup-compatibility/2006" xmlns:aink="http://schemas.microsoft.com/office/drawing/2016/ink" xmlns:am3d="http://schemas.microsoft.com/office/drawing/2017/model3d" xmlns:o="urn:schemas-microsoft-com:office:office" xmlns:oel="http://schemas.microsoft.com/office/2019/extlst" xmlns:r="http://schemas.openxmlformats.org/officeDocument/2006/relationships" xmlns:m="http://schemas.openxmlformats.org/officeDocument/2006/math" xmlns:v="urn:schemas-microsoft-com:vml" xmlns:wp14="http://schemas.microsoft.com/office/word/2010/wordprocessingDrawing" xmlns:wp="http://schemas.openxmlformats.org/drawingml/2006/wordprocessingDrawing" xmlns:w10="urn:schemas-microsoft-com:office:word" xmlns:w="http://schemas.openxmlformats.org/wordprocessingml/2006/main" xmlns:w14="http://schemas.microsoft.com/office/word/2010/wordml" xmlns:w15="http://schemas.microsoft.com/office/word/2012/wordml" xmlns:w16cex="http://schemas.microsoft.com/office/word/2018/wordml/cex" xmlns:w16cid="http://schemas.microsoft.com/office/word/2016/wordml/cid" xmlns:w16="http://schemas.microsoft.com/office/word/2018/wordml" xmlns:w16sdtdh="http://schemas.microsoft.com/office/word/2020/wordml/sdtdatahash" xmlns:w16se="http://schemas.microsoft.com/office/word/2015/wordml/symex" xmlns:wpg="http://schemas.microsoft.com/office/word/2010/wordprocessingGroup" xmlns:wpi="http://schemas.microsoft.com/office/word/2010/wordprocessingInk" xmlns:wne="http://schemas.microsoft.com/office/word/2006/wordml" xmlns:wps="http://schemas.microsoft.com/office/word/2010/wordprocessingShape" mc:Ignorable="w14 w15 w16se w16cid w16 w16cex w16sdtdh wp14">
-  <w:p>
-    <w:pPr>
-      <w:pStyle w:val="Footer"/>
-    </w:pPr>
-  </w:p>
-  <w:p>
-    <w:pPr>
-      <w:pStyle w:val="Footer"/>
-    </w:pPr>
-  </w:p>
-</w:ftr>
-</file>
-
-<file path=word/footer3.xml><?xml version="1.0" encoding="utf-8"?>
-<w:ftr xmlns:wpc="http://schemas.microsoft.com/office/word/2010/wordprocessingCanvas" xmlns:cx="http://schemas.microsoft.com/office/drawing/2014/chartex" xmlns:cx1="http://schemas.microsoft.com/office/drawing/2015/9/8/chartex" xmlns:cx2="http://schemas.microsoft.com/office/drawing/2015/10/21/chartex" xmlns:cx3="http://schemas.microsoft.com/office/drawing/2016/5/9/chartex" xmlns:cx4="http://schemas.microsoft.com/office/drawing/2016/5/10/chartex" xmlns:cx5="http://schemas.microsoft.com/office/drawing/2016/5/11/chartex" xmlns:cx6="http://schemas.microsoft.com/office/drawing/2016/5/12/chartex" xmlns:cx7="http://schemas.microsoft.com/office/drawing/2016/5/13/chartex" xmlns:cx8="http://schemas.microsoft.com/office/drawing/2016/5/14/chartex" xmlns:mc="http://schemas.openxmlformats.org/markup-compatibility/2006" xmlns:aink="http://schemas.microsoft.com/office/drawing/2016/ink" xmlns:am3d="http://schemas.microsoft.com/office/drawing/2017/model3d" xmlns:o="urn:schemas-microsoft-com:office:office" xmlns:oel="http://schemas.microsoft.com/office/2019/extlst" xmlns:r="http://schemas.openxmlformats.org/officeDocument/2006/relationships" xmlns:m="http://schemas.openxmlformats.org/officeDocument/2006/math" xmlns:v="urn:schemas-microsoft-com:vml" xmlns:wp14="http://schemas.microsoft.com/office/word/2010/wordprocessingDrawing" xmlns:wp="http://schemas.openxmlformats.org/drawingml/2006/wordprocessingDrawing" xmlns:w10="urn:schemas-microsoft-com:office:word" xmlns:w="http://schemas.openxmlformats.org/wordprocessingml/2006/main" xmlns:w14="http://schemas.microsoft.com/office/word/2010/wordml" xmlns:w15="http://schemas.microsoft.com/office/word/2012/wordml" xmlns:w16cex="http://schemas.microsoft.com/office/word/2018/wordml/cex" xmlns:w16cid="http://schemas.microsoft.com/office/word/2016/wordml/cid" xmlns:w16="http://schemas.microsoft.com/office/word/2018/wordml" xmlns:w16sdtdh="http://schemas.microsoft.com/office/word/2020/wordml/sdtdatahash" xmlns:w16se="http://schemas.microsoft.com/office/word/2015/wordml/symex" xmlns:wpg="http://schemas.microsoft.com/office/word/2010/wordprocessingGroup" xmlns:wpi="http://schemas.microsoft.com/office/word/2010/wordprocessingInk" xmlns:wne="http://schemas.microsoft.com/office/word/2006/wordml" xmlns:wps="http://schemas.microsoft.com/office/word/2010/wordprocessingShape" mc:Ignorable="w14 w15 w16se w16cid w16 w16cex w16sdtdh wp14">
   <w:p>
     <w:pPr>
       <w:pStyle w:val="Footer"/>
@@ -1767,6 +1124,42 @@
     <w:pPr>
       <w:pStyle w:val="Header"/>
     </w:pPr>
+    <w:r>
+      <w:rPr>
+        <w:noProof/>
+      </w:rPr>
+      <w:pict w14:anchorId="4443B985">
+        <v:shapetype id="_x0000_t136" coordsize="21600,21600" o:spt="136" adj="10800" path="m@7,l@8,m@5,21600l@6,21600e">
+          <v:formulas>
+            <v:f eqn="sum #0 0 10800"/>
+            <v:f eqn="prod #0 2 1"/>
+            <v:f eqn="sum 21600 0 @1"/>
+            <v:f eqn="sum 0 0 @2"/>
+            <v:f eqn="sum 21600 0 @3"/>
+            <v:f eqn="if @0 @3 0"/>
+            <v:f eqn="if @0 21600 @1"/>
+            <v:f eqn="if @0 0 @2"/>
+            <v:f eqn="if @0 @4 21600"/>
+            <v:f eqn="mid @5 @6"/>
+            <v:f eqn="mid @8 @5"/>
+            <v:f eqn="mid @7 @8"/>
+            <v:f eqn="mid @6 @7"/>
+            <v:f eqn="sum @6 0 @5"/>
+          </v:formulas>
+          <v:path textpathok="t" o:connecttype="custom" o:connectlocs="@9,0;@10,10800;@11,21600;@12,10800" o:connectangles="270,180,90,0"/>
+          <v:textpath on="t" fitshape="t"/>
+          <v:handles>
+            <v:h position="#0,bottomRight" xrange="6629,14971"/>
+          </v:handles>
+          <o:lock v:ext="edit" text="t" shapetype="t"/>
+        </v:shapetype>
+        <v:shape id="PowerPlusWaterMarkObject48489313" o:spid="_x0000_s1027" type="#_x0000_t136" alt="" style="position:absolute;margin-left:0;margin-top:0;width:738.9pt;height:98.5pt;rotation:315;z-index:-251646976;mso-wrap-edited:f;mso-width-percent:0;mso-height-percent:0;mso-position-horizontal:center;mso-position-horizontal-relative:margin;mso-position-vertical:center;mso-position-vertical-relative:margin;mso-width-percent:0;mso-height-percent:0" o:allowincell="f" fillcolor="silver" stroked="f">
+          <v:fill opacity=".5"/>
+          <v:textpath style="font-family:&quot;Times New Roman&quot;;font-size:1pt" string="LOVEREALM LTD."/>
+          <w10:wrap anchorx="margin" anchory="margin"/>
+        </v:shape>
+      </w:pict>
+    </w:r>
   </w:p>
 </w:hdr>
 </file>
@@ -1775,16 +1168,15 @@
 <w:hdr xmlns:wpc="http://schemas.microsoft.com/office/word/2010/wordprocessingCanvas" xmlns:cx="http://schemas.microsoft.com/office/drawing/2014/chartex" xmlns:cx1="http://schemas.microsoft.com/office/drawing/2015/9/8/chartex" xmlns:cx2="http://schemas.microsoft.com/office/drawing/2015/10/21/chartex" xmlns:cx3="http://schemas.microsoft.com/office/drawing/2016/5/9/chartex" xmlns:cx4="http://schemas.microsoft.com/office/drawing/2016/5/10/chartex" xmlns:cx5="http://schemas.microsoft.com/office/drawing/2016/5/11/chartex" xmlns:cx6="http://schemas.microsoft.com/office/drawing/2016/5/12/chartex" xmlns:cx7="http://schemas.microsoft.com/office/drawing/2016/5/13/chartex" xmlns:cx8="http://schemas.microsoft.com/office/drawing/2016/5/14/chartex" xmlns:mc="http://schemas.openxmlformats.org/markup-compatibility/2006" xmlns:aink="http://schemas.microsoft.com/office/drawing/2016/ink" xmlns:am3d="http://schemas.microsoft.com/office/drawing/2017/model3d" xmlns:o="urn:schemas-microsoft-com:office:office" xmlns:oel="http://schemas.microsoft.com/office/2019/extlst" xmlns:r="http://schemas.openxmlformats.org/officeDocument/2006/relationships" xmlns:m="http://schemas.openxmlformats.org/officeDocument/2006/math" xmlns:v="urn:schemas-microsoft-com:vml" xmlns:wp14="http://schemas.microsoft.com/office/word/2010/wordprocessingDrawing" xmlns:wp="http://schemas.openxmlformats.org/drawingml/2006/wordprocessingDrawing" xmlns:w10="urn:schemas-microsoft-com:office:word" xmlns:w="http://schemas.openxmlformats.org/wordprocessingml/2006/main" xmlns:w14="http://schemas.microsoft.com/office/word/2010/wordml" xmlns:w15="http://schemas.microsoft.com/office/word/2012/wordml" xmlns:w16cex="http://schemas.microsoft.com/office/word/2018/wordml/cex" xmlns:w16cid="http://schemas.microsoft.com/office/word/2016/wordml/cid" xmlns:w16="http://schemas.microsoft.com/office/word/2018/wordml" xmlns:w16sdtdh="http://schemas.microsoft.com/office/word/2020/wordml/sdtdatahash" xmlns:w16se="http://schemas.microsoft.com/office/word/2015/wordml/symex" xmlns:wpg="http://schemas.microsoft.com/office/word/2010/wordprocessingGroup" xmlns:wpi="http://schemas.microsoft.com/office/word/2010/wordprocessingInk" xmlns:wne="http://schemas.microsoft.com/office/word/2006/wordml" xmlns:wps="http://schemas.microsoft.com/office/word/2010/wordprocessingShape" mc:Ignorable="w14 w15 w16se w16cid w16 w16cex w16sdtdh wp14">
   <w:p>
     <w:pPr>
+      <w:pStyle w:val="Header"/>
       <w:tabs>
-        <w:tab w:val="center" w:pos="4680"/>
-        <w:tab w:val="right" w:pos="9360"/>
         <w:tab w:val="left" w:pos="12960"/>
         <w:tab w:val="left" w:pos="13041"/>
       </w:tabs>
       <w:ind w:right="-790"/>
-      <w:jc w:val="right"/>
+      <w:jc w:val="center"/>
       <w:rPr>
-        <w:rFonts w:ascii="Candara" w:eastAsiaTheme="minorEastAsia" w:hAnsi="Candara" w:cstheme="minorBidi"/>
+        <w:rFonts w:ascii="Candara" w:hAnsi="Candara"/>
         <w:b/>
         <w:sz w:val="20"/>
         <w:szCs w:val="20"/>
@@ -1792,66 +1184,115 @@
     </w:pPr>
     <w:r>
       <w:rPr>
-        <w:rFonts w:ascii="Candara" w:hAnsi="Candara"/>
-        <w:i/>
-        <w:sz w:val="17"/>
-        <w:szCs w:val="17"/>
+        <w:noProof/>
       </w:rPr>
-      <w:t xml:space="preserve">                                                                                                                                                                                                                                                                   </w:t>
+      <w:pict w14:anchorId="44D4539C">
+        <v:shapetype id="_x0000_t136" coordsize="21600,21600" o:spt="136" adj="10800" path="m@7,l@8,m@5,21600l@6,21600e">
+          <v:formulas>
+            <v:f eqn="sum #0 0 10800"/>
+            <v:f eqn="prod #0 2 1"/>
+            <v:f eqn="sum 21600 0 @1"/>
+            <v:f eqn="sum 0 0 @2"/>
+            <v:f eqn="sum 21600 0 @3"/>
+            <v:f eqn="if @0 @3 0"/>
+            <v:f eqn="if @0 21600 @1"/>
+            <v:f eqn="if @0 0 @2"/>
+            <v:f eqn="if @0 @4 21600"/>
+            <v:f eqn="mid @5 @6"/>
+            <v:f eqn="mid @8 @5"/>
+            <v:f eqn="mid @7 @8"/>
+            <v:f eqn="mid @6 @7"/>
+            <v:f eqn="sum @6 0 @5"/>
+          </v:formulas>
+          <v:path textpathok="t" o:connecttype="custom" o:connectlocs="@9,0;@10,10800;@11,21600;@12,10800" o:connectangles="270,180,90,0"/>
+          <v:textpath on="t" fitshape="t"/>
+          <v:handles>
+            <v:h position="#0,bottomRight" xrange="6629,14971"/>
+          </v:handles>
+          <o:lock v:ext="edit" text="t" shapetype="t"/>
+        </v:shapetype>
+        <v:shape id="PowerPlusWaterMarkObject48489314" o:spid="_x0000_s1026" type="#_x0000_t136" alt="" style="position:absolute;left:0;text-align:left;margin-left:0;margin-top:0;width:738.9pt;height:98.5pt;rotation:315;z-index:-251644928;mso-wrap-edited:f;mso-width-percent:0;mso-height-percent:0;mso-position-horizontal:center;mso-position-horizontal-relative:margin;mso-position-vertical:center;mso-position-vertical-relative:margin;mso-width-percent:0;mso-height-percent:0" o:allowincell="f" fillcolor="silver" stroked="f">
+          <v:fill opacity=".5"/>
+          <v:textpath style="font-family:&quot;Times New Roman&quot;;font-size:1pt" string="LOVEREALM LTD."/>
+          <w10:wrap anchorx="margin" anchory="margin"/>
+        </v:shape>
+      </w:pict>
     </w:r>
     <w:r>
       <w:rPr>
-        <w:rFonts w:ascii="Candara" w:eastAsiaTheme="minorEastAsia" w:hAnsi="Candara" w:cstheme="minorBidi"/>
+        <w:noProof/>
+      </w:rPr>
+      <w:drawing>
+        <wp:anchor distT="0" distB="0" distL="114300" distR="114300" simplePos="0" relativeHeight="251665408" behindDoc="1" locked="0" layoutInCell="1" allowOverlap="1" wp14:anchorId="00B2374B" wp14:editId="6F89D719">
+          <wp:simplePos x="0" y="0"/>
+          <wp:positionH relativeFrom="column">
+            <wp:posOffset>6772275</wp:posOffset>
+          </wp:positionH>
+          <wp:positionV relativeFrom="paragraph">
+            <wp:posOffset>-190500</wp:posOffset>
+          </wp:positionV>
+          <wp:extent cx="2171700" cy="685800"/>
+          <wp:effectExtent l="0" t="0" r="0" b="0"/>
+          <wp:wrapNone/>
+          <wp:docPr id="11" name="Picture 11"/>
+          <wp:cNvGraphicFramePr>
+            <a:graphicFrameLocks xmlns:a="http://schemas.openxmlformats.org/drawingml/2006/main" noChangeAspect="1"/>
+          </wp:cNvGraphicFramePr>
+          <a:graphic xmlns:a="http://schemas.openxmlformats.org/drawingml/2006/main">
+            <a:graphicData uri="http://schemas.openxmlformats.org/drawingml/2006/picture">
+              <pic:pic xmlns:pic="http://schemas.openxmlformats.org/drawingml/2006/picture">
+                <pic:nvPicPr>
+                  <pic:cNvPr id="0" name="Picture 1"/>
+                  <pic:cNvPicPr>
+                    <a:picLocks noChangeAspect="1" noChangeArrowheads="1"/>
+                  </pic:cNvPicPr>
+                </pic:nvPicPr>
+                <pic:blipFill>
+                  <a:blip r:embed="rId1">
+                    <a:extLst>
+                      <a:ext uri="{28A0092B-C50C-407E-A947-70E740481C1C}">
+                        <a14:useLocalDpi xmlns:a14="http://schemas.microsoft.com/office/drawing/2010/main" val="0"/>
+                      </a:ext>
+                    </a:extLst>
+                  </a:blip>
+                  <a:srcRect/>
+                  <a:stretch>
+                    <a:fillRect/>
+                  </a:stretch>
+                </pic:blipFill>
+                <pic:spPr bwMode="auto">
+                  <a:xfrm>
+                    <a:off x="0" y="0"/>
+                    <a:ext cx="2171700" cy="685800"/>
+                  </a:xfrm>
+                  <a:prstGeom prst="rect">
+                    <a:avLst/>
+                  </a:prstGeom>
+                  <a:noFill/>
+                  <a:ln>
+                    <a:noFill/>
+                  </a:ln>
+                </pic:spPr>
+              </pic:pic>
+            </a:graphicData>
+          </a:graphic>
+          <wp14:sizeRelH relativeFrom="page">
+            <wp14:pctWidth>0</wp14:pctWidth>
+          </wp14:sizeRelH>
+          <wp14:sizeRelV relativeFrom="page">
+            <wp14:pctHeight>0</wp14:pctHeight>
+          </wp14:sizeRelV>
+        </wp:anchor>
+      </w:drawing>
+    </w:r>
+    <w:r>
+      <w:rPr>
+        <w:rFonts w:ascii="Candara" w:hAnsi="Candara"/>
         <w:b/>
         <w:sz w:val="20"/>
         <w:szCs w:val="20"/>
       </w:rPr>
-      <w:t>BEAUTIFUL CREATIONS COMPANY LIMITED</w:t>
-    </w:r>
-  </w:p>
-  <w:p>
-    <w:pPr>
-      <w:autoSpaceDE w:val="0"/>
-      <w:autoSpaceDN w:val="0"/>
-      <w:adjustRightInd w:val="0"/>
-      <w:ind w:right="-846"/>
-      <w:jc w:val="right"/>
-      <w:rPr>
-        <w:rFonts w:ascii="Candara" w:eastAsiaTheme="minorEastAsia" w:hAnsi="Candara" w:cstheme="minorBidi"/>
-        <w:b/>
-        <w:sz w:val="20"/>
-        <w:szCs w:val="20"/>
-      </w:rPr>
-    </w:pPr>
-    <w:r>
-      <w:rPr>
-        <w:rFonts w:ascii="Candara" w:eastAsiaTheme="minorEastAsia" w:hAnsi="Candara" w:cs="Candara"/>
-        <w:b/>
-        <w:bCs/>
-        <w:sz w:val="20"/>
-        <w:szCs w:val="20"/>
-      </w:rPr>
-      <w:t xml:space="preserve">                                 </w:t>
-    </w:r>
-    <w:r>
-      <w:rPr>
-        <w:rFonts w:ascii="Candara" w:eastAsiaTheme="minorEastAsia" w:hAnsi="Candara" w:cs="Candara"/>
-        <w:b/>
-        <w:bCs/>
-        <w:sz w:val="20"/>
-        <w:szCs w:val="20"/>
-      </w:rPr>
-      <w:tab/>
-      <w:t xml:space="preserve">                                       </w:t>
-    </w:r>
-    <w:r>
-      <w:rPr>
-        <w:rFonts w:ascii="Candara" w:eastAsiaTheme="minorEastAsia" w:hAnsi="Candara" w:cstheme="minorBidi"/>
-        <w:b/>
-        <w:sz w:val="20"/>
-        <w:szCs w:val="20"/>
-      </w:rPr>
-      <w:t>{{tenderTitle}}</w:t>
+      <w:t xml:space="preserve">                                                                                                               </w:t>
     </w:r>
   </w:p>
   <w:p>
@@ -1862,7 +1303,44 @@
         <w:tab w:val="left" w:pos="13041"/>
       </w:tabs>
       <w:ind w:right="-790"/>
+      <w:jc w:val="center"/>
       <w:rPr>
+        <w:rFonts w:ascii="Candara" w:hAnsi="Candara"/>
+        <w:b/>
+        <w:sz w:val="20"/>
+        <w:szCs w:val="20"/>
+      </w:rPr>
+    </w:pPr>
+  </w:p>
+  <w:p>
+    <w:pPr>
+      <w:pStyle w:val="Header"/>
+      <w:tabs>
+        <w:tab w:val="left" w:pos="12960"/>
+        <w:tab w:val="left" w:pos="13041"/>
+      </w:tabs>
+      <w:ind w:right="-790"/>
+      <w:jc w:val="center"/>
+      <w:rPr>
+        <w:rFonts w:ascii="Candara" w:hAnsi="Candara"/>
+        <w:b/>
+        <w:sz w:val="20"/>
+        <w:szCs w:val="20"/>
+      </w:rPr>
+    </w:pPr>
+  </w:p>
+  <w:p>
+    <w:pPr>
+      <w:pStyle w:val="Header"/>
+      <w:tabs>
+        <w:tab w:val="left" w:pos="12960"/>
+        <w:tab w:val="left" w:pos="13041"/>
+      </w:tabs>
+      <w:ind w:right="-790"/>
+      <w:jc w:val="right"/>
+      <w:rPr>
+        <w:rFonts w:ascii="Candara" w:hAnsi="Candara"/>
+        <w:b/>
         <w:sz w:val="20"/>
         <w:szCs w:val="20"/>
       </w:rPr>
@@ -1874,7 +1352,7 @@
         <w:sz w:val="20"/>
         <w:szCs w:val="20"/>
       </w:rPr>
-      <w:t xml:space="preserve">                                                                                                                                                                                                                  </w:t>
+      <w:t xml:space="preserve">                                                                                                      </w:t>
     </w:r>
     <w:r>
       <w:rPr>
@@ -1883,8 +1361,19 @@
         <w:sz w:val="20"/>
         <w:szCs w:val="20"/>
       </w:rPr>
-      <w:t xml:space="preserve">                                          </w:t>
+      <w:t>{{titleUpper}}</w:t>
     </w:r>
+  </w:p>
+  <w:p>
+    <w:pPr>
+      <w:pStyle w:val="Header"/>
+      <w:tabs>
+        <w:tab w:val="left" w:pos="12960"/>
+        <w:tab w:val="left" w:pos="13041"/>
+      </w:tabs>
+      <w:ind w:right="-790"/>
+      <w:jc w:val="right"/>
+    </w:pPr>
     <w:r>
       <w:rPr>
         <w:rFonts w:ascii="Candara" w:hAnsi="Candara"/>
@@ -1892,26 +1381,26 @@
         <w:sz w:val="20"/>
         <w:szCs w:val="20"/>
       </w:rPr>
-      <w:t xml:space="preserve"> </w:t>
+      <w:t xml:space="preserve">SQ NO.: </w:t>
     </w:r>
     <w:r>
+      <w:t>{{sqNumber}}</w:t>
+    </w:r>
+  </w:p>
+  <w:p>
+    <w:pPr>
+      <w:pStyle w:val="Header"/>
+      <w:tabs>
+        <w:tab w:val="left" w:pos="12960"/>
+        <w:tab w:val="left" w:pos="13041"/>
+      </w:tabs>
+      <w:ind w:right="-790"/>
+      <w:jc w:val="right"/>
       <w:rPr>
-        <w:rFonts w:ascii="Candara" w:hAnsi="Candara"/>
-        <w:b/>
         <w:sz w:val="20"/>
         <w:szCs w:val="20"/>
       </w:rPr>
-      <w:t xml:space="preserve">SQ, NO.: </w:t>
-    </w:r>
-    <w:r>
-      <w:rPr>
-        <w:rFonts w:ascii="Candara" w:hAnsi="Candara"/>
-        <w:b/>
-        <w:sz w:val="20"/>
-        <w:szCs w:val="20"/>
-      </w:rPr>
-      <w:t>{{sqNumber}}</w:t>
-    </w:r>
+    </w:pPr>
   </w:p>
 </w:hdr>
 </file>
@@ -1922,6 +1411,42 @@
     <w:pPr>
       <w:pStyle w:val="Header"/>
     </w:pPr>
+    <w:r>
+      <w:rPr>
+        <w:noProof/>
+      </w:rPr>
+      <w:pict w14:anchorId="55851866">
+        <v:shapetype id="_x0000_t136" coordsize="21600,21600" o:spt="136" adj="10800" path="m@7,l@8,m@5,21600l@6,21600e">
+          <v:formulas>
+            <v:f eqn="sum #0 0 10800"/>
+            <v:f eqn="prod #0 2 1"/>
+            <v:f eqn="sum 21600 0 @1"/>
+            <v:f eqn="sum 0 0 @2"/>
+            <v:f eqn="sum 21600 0 @3"/>
+            <v:f eqn="if @0 @3 0"/>
+            <v:f eqn="if @0 21600 @1"/>
+            <v:f eqn="if @0 0 @2"/>
+            <v:f eqn="if @0 @4 21600"/>
+            <v:f eqn="mid @5 @6"/>
+            <v:f eqn="mid @8 @5"/>
+            <v:f eqn="mid @7 @8"/>
+            <v:f eqn="mid @6 @7"/>
+            <v:f eqn="sum @6 0 @5"/>
+          </v:formulas>
+          <v:path textpathok="t" o:connecttype="custom" o:connectlocs="@9,0;@10,10800;@11,21600;@12,10800" o:connectangles="270,180,90,0"/>
+          <v:textpath on="t" fitshape="t"/>
+          <v:handles>
+            <v:h position="#0,bottomRight" xrange="6629,14971"/>
+          </v:handles>
+          <o:lock v:ext="edit" text="t" shapetype="t"/>
+        </v:shapetype>
+        <v:shape id="PowerPlusWaterMarkObject48489312" o:spid="_x0000_s1025" type="#_x0000_t136" alt="" style="position:absolute;margin-left:0;margin-top:0;width:738.9pt;height:98.5pt;rotation:315;z-index:-251649024;mso-wrap-edited:f;mso-width-percent:0;mso-height-percent:0;mso-position-horizontal:center;mso-position-horizontal-relative:margin;mso-position-vertical:center;mso-position-vertical-relative:margin;mso-width-percent:0;mso-height-percent:0" o:allowincell="f" fillcolor="silver" stroked="f">
+          <v:fill opacity=".5"/>
+          <v:textpath style="font-family:&quot;Times New Roman&quot;;font-size:1pt" string="LOVEREALM LTD."/>
+          <w10:wrap anchorx="margin" anchory="margin"/>
+        </v:shape>
+      </w:pict>
+    </w:r>
   </w:p>
 </w:hdr>
 </file>
@@ -2018,6 +1543,95 @@
     </w:lvl>
   </w:abstractNum>
   <w:abstractNum w:abstractNumId="1" w15:restartNumberingAfterBreak="0">
+    <w:nsid w:val="0CAD7F8A"/>
+    <w:multiLevelType w:val="hybridMultilevel"/>
+    <w:tmpl w:val="E7A2BCF0"/>
+    <w:lvl w:ilvl="0" w:tplc="0409000F">
+      <w:start w:val="1"/>
+      <w:numFmt w:val="decimal"/>
+      <w:lvlText w:val="%1."/>
+      <w:lvlJc w:val="left"/>
+      <w:pPr>
+        <w:ind w:left="720" w:hanging="360"/>
+      </w:pPr>
+      <w:rPr>
+        <w:rFonts w:hint="default"/>
+      </w:rPr>
+    </w:lvl>
+    <w:lvl w:ilvl="1" w:tplc="04090019" w:tentative="1">
+      <w:start w:val="1"/>
+      <w:numFmt w:val="lowerLetter"/>
+      <w:lvlText w:val="%2."/>
+      <w:lvlJc w:val="left"/>
+      <w:pPr>
+        <w:ind w:left="1440" w:hanging="360"/>
+      </w:pPr>
+    </w:lvl>
+    <w:lvl w:ilvl="2" w:tplc="0409001B" w:tentative="1">
+      <w:start w:val="1"/>
+      <w:numFmt w:val="lowerRoman"/>
+      <w:lvlText w:val="%3."/>
+      <w:lvlJc w:val="right"/>
+      <w:pPr>
+        <w:ind w:left="2160" w:hanging="180"/>
+      </w:pPr>
+    </w:lvl>
+    <w:lvl w:ilvl="3" w:tplc="0409000F" w:tentative="1">
+      <w:start w:val="1"/>
+      <w:numFmt w:val="decimal"/>
+      <w:lvlText w:val="%4."/>
+      <w:lvlJc w:val="left"/>
+      <w:pPr>
+        <w:ind w:left="2880" w:hanging="360"/>
+      </w:pPr>
+    </w:lvl>
+    <w:lvl w:ilvl="4" w:tplc="04090019" w:tentative="1">
+      <w:start w:val="1"/>
+      <w:numFmt w:val="lowerLetter"/>
+      <w:lvlText w:val="%5."/>
+      <w:lvlJc w:val="left"/>
+      <w:pPr>
+        <w:ind w:left="3600" w:hanging="360"/>
+      </w:pPr>
+    </w:lvl>
+    <w:lvl w:ilvl="5" w:tplc="0409001B" w:tentative="1">
+      <w:start w:val="1"/>
+      <w:numFmt w:val="lowerRoman"/>
+      <w:lvlText w:val="%6."/>
+      <w:lvlJc w:val="right"/>
+      <w:pPr>
+        <w:ind w:left="4320" w:hanging="180"/>
+      </w:pPr>
+    </w:lvl>
+    <w:lvl w:ilvl="6" w:tplc="0409000F" w:tentative="1">
+      <w:start w:val="1"/>
+      <w:numFmt w:val="decimal"/>
+      <w:lvlText w:val="%7."/>
+      <w:lvlJc w:val="left"/>
+      <w:pPr>
+        <w:ind w:left="5040" w:hanging="360"/>
+      </w:pPr>
+    </w:lvl>
+    <w:lvl w:ilvl="7" w:tplc="04090019" w:tentative="1">
+      <w:start w:val="1"/>
+      <w:numFmt w:val="lowerLetter"/>
+      <w:lvlText w:val="%8."/>
+      <w:lvlJc w:val="left"/>
+      <w:pPr>
+        <w:ind w:left="5760" w:hanging="360"/>
+      </w:pPr>
+    </w:lvl>
+    <w:lvl w:ilvl="8" w:tplc="0409001B" w:tentative="1">
+      <w:start w:val="1"/>
+      <w:numFmt w:val="lowerRoman"/>
+      <w:lvlText w:val="%9."/>
+      <w:lvlJc w:val="right"/>
+      <w:pPr>
+        <w:ind w:left="6480" w:hanging="180"/>
+      </w:pPr>
+    </w:lvl>
+  </w:abstractNum>
+  <w:abstractNum w:abstractNumId="2" w15:restartNumberingAfterBreak="0">
     <w:nsid w:val="1BD15FD1"/>
     <w:multiLevelType w:val="hybridMultilevel"/>
     <w:tmpl w:val="F65A7C78"/>
@@ -2106,7 +1720,7 @@
       </w:pPr>
     </w:lvl>
   </w:abstractNum>
-  <w:abstractNum w:abstractNumId="2" w15:restartNumberingAfterBreak="0">
+  <w:abstractNum w:abstractNumId="3" w15:restartNumberingAfterBreak="0">
     <w:nsid w:val="2BAF2112"/>
     <w:multiLevelType w:val="hybridMultilevel"/>
     <w:tmpl w:val="E7A2BCF0"/>
@@ -2195,7 +1809,7 @@
       </w:pPr>
     </w:lvl>
   </w:abstractNum>
-  <w:abstractNum w:abstractNumId="3" w15:restartNumberingAfterBreak="0">
+  <w:abstractNum w:abstractNumId="4" w15:restartNumberingAfterBreak="0">
     <w:nsid w:val="2E511066"/>
     <w:multiLevelType w:val="hybridMultilevel"/>
     <w:tmpl w:val="FAC02C32"/>
@@ -2284,7 +1898,265 @@
       </w:pPr>
     </w:lvl>
   </w:abstractNum>
-  <w:abstractNum w:abstractNumId="4" w15:restartNumberingAfterBreak="0">
+  <w:abstractNum w:abstractNumId="5" w15:restartNumberingAfterBreak="0">
+    <w:nsid w:val="373D5A8D"/>
+    <w:multiLevelType w:val="hybridMultilevel"/>
+    <w:tmpl w:val="81286B2C"/>
+    <w:lvl w:ilvl="0" w:tplc="0409000F">
+      <w:start w:val="1"/>
+      <w:numFmt w:val="decimal"/>
+      <w:lvlText w:val="%1."/>
+      <w:lvlJc w:val="left"/>
+      <w:pPr>
+        <w:ind w:left="720" w:hanging="360"/>
+      </w:pPr>
+    </w:lvl>
+    <w:lvl w:ilvl="1" w:tplc="04090019" w:tentative="1">
+      <w:start w:val="1"/>
+      <w:numFmt w:val="lowerLetter"/>
+      <w:lvlText w:val="%2."/>
+      <w:lvlJc w:val="left"/>
+      <w:pPr>
+        <w:ind w:left="1440" w:hanging="360"/>
+      </w:pPr>
+    </w:lvl>
+    <w:lvl w:ilvl="2" w:tplc="0409001B" w:tentative="1">
+      <w:start w:val="1"/>
+      <w:numFmt w:val="lowerRoman"/>
+      <w:lvlText w:val="%3."/>
+      <w:lvlJc w:val="right"/>
+      <w:pPr>
+        <w:ind w:left="2160" w:hanging="180"/>
+      </w:pPr>
+    </w:lvl>
+    <w:lvl w:ilvl="3" w:tplc="0409000F" w:tentative="1">
+      <w:start w:val="1"/>
+      <w:numFmt w:val="decimal"/>
+      <w:lvlText w:val="%4."/>
+      <w:lvlJc w:val="left"/>
+      <w:pPr>
+        <w:ind w:left="2880" w:hanging="360"/>
+      </w:pPr>
+    </w:lvl>
+    <w:lvl w:ilvl="4" w:tplc="04090019" w:tentative="1">
+      <w:start w:val="1"/>
+      <w:numFmt w:val="lowerLetter"/>
+      <w:lvlText w:val="%5."/>
+      <w:lvlJc w:val="left"/>
+      <w:pPr>
+        <w:ind w:left="3600" w:hanging="360"/>
+      </w:pPr>
+    </w:lvl>
+    <w:lvl w:ilvl="5" w:tplc="0409001B" w:tentative="1">
+      <w:start w:val="1"/>
+      <w:numFmt w:val="lowerRoman"/>
+      <w:lvlText w:val="%6."/>
+      <w:lvlJc w:val="right"/>
+      <w:pPr>
+        <w:ind w:left="4320" w:hanging="180"/>
+      </w:pPr>
+    </w:lvl>
+    <w:lvl w:ilvl="6" w:tplc="0409000F" w:tentative="1">
+      <w:start w:val="1"/>
+      <w:numFmt w:val="decimal"/>
+      <w:lvlText w:val="%7."/>
+      <w:lvlJc w:val="left"/>
+      <w:pPr>
+        <w:ind w:left="5040" w:hanging="360"/>
+      </w:pPr>
+    </w:lvl>
+    <w:lvl w:ilvl="7" w:tplc="04090019" w:tentative="1">
+      <w:start w:val="1"/>
+      <w:numFmt w:val="lowerLetter"/>
+      <w:lvlText w:val="%8."/>
+      <w:lvlJc w:val="left"/>
+      <w:pPr>
+        <w:ind w:left="5760" w:hanging="360"/>
+      </w:pPr>
+    </w:lvl>
+    <w:lvl w:ilvl="8" w:tplc="0409001B" w:tentative="1">
+      <w:start w:val="1"/>
+      <w:numFmt w:val="lowerRoman"/>
+      <w:lvlText w:val="%9."/>
+      <w:lvlJc w:val="right"/>
+      <w:pPr>
+        <w:ind w:left="6480" w:hanging="180"/>
+      </w:pPr>
+    </w:lvl>
+  </w:abstractNum>
+  <w:abstractNum w:abstractNumId="6" w15:restartNumberingAfterBreak="0">
+    <w:nsid w:val="4CAC1FA1"/>
+    <w:multiLevelType w:val="hybridMultilevel"/>
+    <w:tmpl w:val="81286B2C"/>
+    <w:lvl w:ilvl="0" w:tplc="0409000F">
+      <w:start w:val="1"/>
+      <w:numFmt w:val="decimal"/>
+      <w:lvlText w:val="%1."/>
+      <w:lvlJc w:val="left"/>
+      <w:pPr>
+        <w:ind w:left="720" w:hanging="360"/>
+      </w:pPr>
+    </w:lvl>
+    <w:lvl w:ilvl="1" w:tplc="04090019" w:tentative="1">
+      <w:start w:val="1"/>
+      <w:numFmt w:val="lowerLetter"/>
+      <w:lvlText w:val="%2."/>
+      <w:lvlJc w:val="left"/>
+      <w:pPr>
+        <w:ind w:left="1440" w:hanging="360"/>
+      </w:pPr>
+    </w:lvl>
+    <w:lvl w:ilvl="2" w:tplc="0409001B" w:tentative="1">
+      <w:start w:val="1"/>
+      <w:numFmt w:val="lowerRoman"/>
+      <w:lvlText w:val="%3."/>
+      <w:lvlJc w:val="right"/>
+      <w:pPr>
+        <w:ind w:left="2160" w:hanging="180"/>
+      </w:pPr>
+    </w:lvl>
+    <w:lvl w:ilvl="3" w:tplc="0409000F" w:tentative="1">
+      <w:start w:val="1"/>
+      <w:numFmt w:val="decimal"/>
+      <w:lvlText w:val="%4."/>
+      <w:lvlJc w:val="left"/>
+      <w:pPr>
+        <w:ind w:left="2880" w:hanging="360"/>
+      </w:pPr>
+    </w:lvl>
+    <w:lvl w:ilvl="4" w:tplc="04090019" w:tentative="1">
+      <w:start w:val="1"/>
+      <w:numFmt w:val="lowerLetter"/>
+      <w:lvlText w:val="%5."/>
+      <w:lvlJc w:val="left"/>
+      <w:pPr>
+        <w:ind w:left="3600" w:hanging="360"/>
+      </w:pPr>
+    </w:lvl>
+    <w:lvl w:ilvl="5" w:tplc="0409001B" w:tentative="1">
+      <w:start w:val="1"/>
+      <w:numFmt w:val="lowerRoman"/>
+      <w:lvlText w:val="%6."/>
+      <w:lvlJc w:val="right"/>
+      <w:pPr>
+        <w:ind w:left="4320" w:hanging="180"/>
+      </w:pPr>
+    </w:lvl>
+    <w:lvl w:ilvl="6" w:tplc="0409000F" w:tentative="1">
+      <w:start w:val="1"/>
+      <w:numFmt w:val="decimal"/>
+      <w:lvlText w:val="%7."/>
+      <w:lvlJc w:val="left"/>
+      <w:pPr>
+        <w:ind w:left="5040" w:hanging="360"/>
+      </w:pPr>
+    </w:lvl>
+    <w:lvl w:ilvl="7" w:tplc="04090019" w:tentative="1">
+      <w:start w:val="1"/>
+      <w:numFmt w:val="lowerLetter"/>
+      <w:lvlText w:val="%8."/>
+      <w:lvlJc w:val="left"/>
+      <w:pPr>
+        <w:ind w:left="5760" w:hanging="360"/>
+      </w:pPr>
+    </w:lvl>
+    <w:lvl w:ilvl="8" w:tplc="0409001B" w:tentative="1">
+      <w:start w:val="1"/>
+      <w:numFmt w:val="lowerRoman"/>
+      <w:lvlText w:val="%9."/>
+      <w:lvlJc w:val="right"/>
+      <w:pPr>
+        <w:ind w:left="6480" w:hanging="180"/>
+      </w:pPr>
+    </w:lvl>
+  </w:abstractNum>
+  <w:abstractNum w:abstractNumId="7" w15:restartNumberingAfterBreak="0">
+    <w:nsid w:val="55530700"/>
+    <w:multiLevelType w:val="hybridMultilevel"/>
+    <w:tmpl w:val="81286B2C"/>
+    <w:lvl w:ilvl="0" w:tplc="0409000F">
+      <w:start w:val="1"/>
+      <w:numFmt w:val="decimal"/>
+      <w:lvlText w:val="%1."/>
+      <w:lvlJc w:val="left"/>
+      <w:pPr>
+        <w:ind w:left="720" w:hanging="360"/>
+      </w:pPr>
+    </w:lvl>
+    <w:lvl w:ilvl="1" w:tplc="04090019" w:tentative="1">
+      <w:start w:val="1"/>
+      <w:numFmt w:val="lowerLetter"/>
+      <w:lvlText w:val="%2."/>
+      <w:lvlJc w:val="left"/>
+      <w:pPr>
+        <w:ind w:left="1440" w:hanging="360"/>
+      </w:pPr>
+    </w:lvl>
+    <w:lvl w:ilvl="2" w:tplc="0409001B" w:tentative="1">
+      <w:start w:val="1"/>
+      <w:numFmt w:val="lowerRoman"/>
+      <w:lvlText w:val="%3."/>
+      <w:lvlJc w:val="right"/>
+      <w:pPr>
+        <w:ind w:left="2160" w:hanging="180"/>
+      </w:pPr>
+    </w:lvl>
+    <w:lvl w:ilvl="3" w:tplc="0409000F" w:tentative="1">
+      <w:start w:val="1"/>
+      <w:numFmt w:val="decimal"/>
+      <w:lvlText w:val="%4."/>
+      <w:lvlJc w:val="left"/>
+      <w:pPr>
+        <w:ind w:left="2880" w:hanging="360"/>
+      </w:pPr>
+    </w:lvl>
+    <w:lvl w:ilvl="4" w:tplc="04090019" w:tentative="1">
+      <w:start w:val="1"/>
+      <w:numFmt w:val="lowerLetter"/>
+      <w:lvlText w:val="%5."/>
+      <w:lvlJc w:val="left"/>
+      <w:pPr>
+        <w:ind w:left="3600" w:hanging="360"/>
+      </w:pPr>
+    </w:lvl>
+    <w:lvl w:ilvl="5" w:tplc="0409001B" w:tentative="1">
+      <w:start w:val="1"/>
+      <w:numFmt w:val="lowerRoman"/>
+      <w:lvlText w:val="%6."/>
+      <w:lvlJc w:val="right"/>
+      <w:pPr>
+        <w:ind w:left="4320" w:hanging="180"/>
+      </w:pPr>
+    </w:lvl>
+    <w:lvl w:ilvl="6" w:tplc="0409000F" w:tentative="1">
+      <w:start w:val="1"/>
+      <w:numFmt w:val="decimal"/>
+      <w:lvlText w:val="%7."/>
+      <w:lvlJc w:val="left"/>
+      <w:pPr>
+        <w:ind w:left="5040" w:hanging="360"/>
+      </w:pPr>
+    </w:lvl>
+    <w:lvl w:ilvl="7" w:tplc="04090019" w:tentative="1">
+      <w:start w:val="1"/>
+      <w:numFmt w:val="lowerLetter"/>
+      <w:lvlText w:val="%8."/>
+      <w:lvlJc w:val="left"/>
+      <w:pPr>
+        <w:ind w:left="5760" w:hanging="360"/>
+      </w:pPr>
+    </w:lvl>
+    <w:lvl w:ilvl="8" w:tplc="0409001B" w:tentative="1">
+      <w:start w:val="1"/>
+      <w:numFmt w:val="lowerRoman"/>
+      <w:lvlText w:val="%9."/>
+      <w:lvlJc w:val="right"/>
+      <w:pPr>
+        <w:ind w:left="6480" w:hanging="180"/>
+      </w:pPr>
+    </w:lvl>
+  </w:abstractNum>
+  <w:abstractNum w:abstractNumId="8" w15:restartNumberingAfterBreak="0">
     <w:nsid w:val="5B813CBE"/>
     <w:multiLevelType w:val="hybridMultilevel"/>
     <w:tmpl w:val="3E8035B2"/>
@@ -2373,7 +2245,93 @@
       </w:pPr>
     </w:lvl>
   </w:abstractNum>
-  <w:abstractNum w:abstractNumId="5" w15:restartNumberingAfterBreak="0">
+  <w:abstractNum w:abstractNumId="9" w15:restartNumberingAfterBreak="0">
+    <w:nsid w:val="6CD56B0B"/>
+    <w:multiLevelType w:val="hybridMultilevel"/>
+    <w:tmpl w:val="81286B2C"/>
+    <w:lvl w:ilvl="0" w:tplc="0409000F">
+      <w:start w:val="1"/>
+      <w:numFmt w:val="decimal"/>
+      <w:lvlText w:val="%1."/>
+      <w:lvlJc w:val="left"/>
+      <w:pPr>
+        <w:ind w:left="720" w:hanging="360"/>
+      </w:pPr>
+    </w:lvl>
+    <w:lvl w:ilvl="1" w:tplc="04090019" w:tentative="1">
+      <w:start w:val="1"/>
+      <w:numFmt w:val="lowerLetter"/>
+      <w:lvlText w:val="%2."/>
+      <w:lvlJc w:val="left"/>
+      <w:pPr>
+        <w:ind w:left="1440" w:hanging="360"/>
+      </w:pPr>
+    </w:lvl>
+    <w:lvl w:ilvl="2" w:tplc="0409001B" w:tentative="1">
+      <w:start w:val="1"/>
+      <w:numFmt w:val="lowerRoman"/>
+      <w:lvlText w:val="%3."/>
+      <w:lvlJc w:val="right"/>
+      <w:pPr>
+        <w:ind w:left="2160" w:hanging="180"/>
+      </w:pPr>
+    </w:lvl>
+    <w:lvl w:ilvl="3" w:tplc="0409000F" w:tentative="1">
+      <w:start w:val="1"/>
+      <w:numFmt w:val="decimal"/>
+      <w:lvlText w:val="%4."/>
+      <w:lvlJc w:val="left"/>
+      <w:pPr>
+        <w:ind w:left="2880" w:hanging="360"/>
+      </w:pPr>
+    </w:lvl>
+    <w:lvl w:ilvl="4" w:tplc="04090019" w:tentative="1">
+      <w:start w:val="1"/>
+      <w:numFmt w:val="lowerLetter"/>
+      <w:lvlText w:val="%5."/>
+      <w:lvlJc w:val="left"/>
+      <w:pPr>
+        <w:ind w:left="3600" w:hanging="360"/>
+      </w:pPr>
+    </w:lvl>
+    <w:lvl w:ilvl="5" w:tplc="0409001B" w:tentative="1">
+      <w:start w:val="1"/>
+      <w:numFmt w:val="lowerRoman"/>
+      <w:lvlText w:val="%6."/>
+      <w:lvlJc w:val="right"/>
+      <w:pPr>
+        <w:ind w:left="4320" w:hanging="180"/>
+      </w:pPr>
+    </w:lvl>
+    <w:lvl w:ilvl="6" w:tplc="0409000F" w:tentative="1">
+      <w:start w:val="1"/>
+      <w:numFmt w:val="decimal"/>
+      <w:lvlText w:val="%7."/>
+      <w:lvlJc w:val="left"/>
+      <w:pPr>
+        <w:ind w:left="5040" w:hanging="360"/>
+      </w:pPr>
+    </w:lvl>
+    <w:lvl w:ilvl="7" w:tplc="04090019" w:tentative="1">
+      <w:start w:val="1"/>
+      <w:numFmt w:val="lowerLetter"/>
+      <w:lvlText w:val="%8."/>
+      <w:lvlJc w:val="left"/>
+      <w:pPr>
+        <w:ind w:left="5760" w:hanging="360"/>
+      </w:pPr>
+    </w:lvl>
+    <w:lvl w:ilvl="8" w:tplc="0409001B" w:tentative="1">
+      <w:start w:val="1"/>
+      <w:numFmt w:val="lowerRoman"/>
+      <w:lvlText w:val="%9."/>
+      <w:lvlJc w:val="right"/>
+      <w:pPr>
+        <w:ind w:left="6480" w:hanging="180"/>
+      </w:pPr>
+    </w:lvl>
+  </w:abstractNum>
+  <w:abstractNum w:abstractNumId="10" w15:restartNumberingAfterBreak="0">
     <w:nsid w:val="729340B7"/>
     <w:multiLevelType w:val="hybridMultilevel"/>
     <w:tmpl w:val="81286B2C"/>
@@ -2459,7 +2417,7 @@
       </w:pPr>
     </w:lvl>
   </w:abstractNum>
-  <w:abstractNum w:abstractNumId="6" w15:restartNumberingAfterBreak="0">
+  <w:abstractNum w:abstractNumId="11" w15:restartNumberingAfterBreak="0">
     <w:nsid w:val="752A103F"/>
     <w:multiLevelType w:val="hybridMultilevel"/>
     <w:tmpl w:val="1C9024D4"/>
@@ -2548,26 +2506,133 @@
       </w:pPr>
     </w:lvl>
   </w:abstractNum>
-  <w:num w:numId="1" w16cid:durableId="977763498">
+  <w:abstractNum w:abstractNumId="12" w15:restartNumberingAfterBreak="0">
+    <w:nsid w:val="7D15510C"/>
+    <w:multiLevelType w:val="hybridMultilevel"/>
+    <w:tmpl w:val="E7A2BCF0"/>
+    <w:lvl w:ilvl="0" w:tplc="0409000F">
+      <w:start w:val="1"/>
+      <w:numFmt w:val="decimal"/>
+      <w:lvlText w:val="%1."/>
+      <w:lvlJc w:val="left"/>
+      <w:pPr>
+        <w:ind w:left="720" w:hanging="360"/>
+      </w:pPr>
+      <w:rPr>
+        <w:rFonts w:hint="default"/>
+      </w:rPr>
+    </w:lvl>
+    <w:lvl w:ilvl="1" w:tplc="04090019" w:tentative="1">
+      <w:start w:val="1"/>
+      <w:numFmt w:val="lowerLetter"/>
+      <w:lvlText w:val="%2."/>
+      <w:lvlJc w:val="left"/>
+      <w:pPr>
+        <w:ind w:left="1440" w:hanging="360"/>
+      </w:pPr>
+    </w:lvl>
+    <w:lvl w:ilvl="2" w:tplc="0409001B" w:tentative="1">
+      <w:start w:val="1"/>
+      <w:numFmt w:val="lowerRoman"/>
+      <w:lvlText w:val="%3."/>
+      <w:lvlJc w:val="right"/>
+      <w:pPr>
+        <w:ind w:left="2160" w:hanging="180"/>
+      </w:pPr>
+    </w:lvl>
+    <w:lvl w:ilvl="3" w:tplc="0409000F" w:tentative="1">
+      <w:start w:val="1"/>
+      <w:numFmt w:val="decimal"/>
+      <w:lvlText w:val="%4."/>
+      <w:lvlJc w:val="left"/>
+      <w:pPr>
+        <w:ind w:left="2880" w:hanging="360"/>
+      </w:pPr>
+    </w:lvl>
+    <w:lvl w:ilvl="4" w:tplc="04090019" w:tentative="1">
+      <w:start w:val="1"/>
+      <w:numFmt w:val="lowerLetter"/>
+      <w:lvlText w:val="%5."/>
+      <w:lvlJc w:val="left"/>
+      <w:pPr>
+        <w:ind w:left="3600" w:hanging="360"/>
+      </w:pPr>
+    </w:lvl>
+    <w:lvl w:ilvl="5" w:tplc="0409001B" w:tentative="1">
+      <w:start w:val="1"/>
+      <w:numFmt w:val="lowerRoman"/>
+      <w:lvlText w:val="%6."/>
+      <w:lvlJc w:val="right"/>
+      <w:pPr>
+        <w:ind w:left="4320" w:hanging="180"/>
+      </w:pPr>
+    </w:lvl>
+    <w:lvl w:ilvl="6" w:tplc="0409000F" w:tentative="1">
+      <w:start w:val="1"/>
+      <w:numFmt w:val="decimal"/>
+      <w:lvlText w:val="%7."/>
+      <w:lvlJc w:val="left"/>
+      <w:pPr>
+        <w:ind w:left="5040" w:hanging="360"/>
+      </w:pPr>
+    </w:lvl>
+    <w:lvl w:ilvl="7" w:tplc="04090019" w:tentative="1">
+      <w:start w:val="1"/>
+      <w:numFmt w:val="lowerLetter"/>
+      <w:lvlText w:val="%8."/>
+      <w:lvlJc w:val="left"/>
+      <w:pPr>
+        <w:ind w:left="5760" w:hanging="360"/>
+      </w:pPr>
+    </w:lvl>
+    <w:lvl w:ilvl="8" w:tplc="0409001B" w:tentative="1">
+      <w:start w:val="1"/>
+      <w:numFmt w:val="lowerRoman"/>
+      <w:lvlText w:val="%9."/>
+      <w:lvlJc w:val="right"/>
+      <w:pPr>
+        <w:ind w:left="6480" w:hanging="180"/>
+      </w:pPr>
+    </w:lvl>
+  </w:abstractNum>
+  <w:num w:numId="1" w16cid:durableId="161552882">
+    <w:abstractNumId w:val="10"/>
+  </w:num>
+  <w:num w:numId="2" w16cid:durableId="2005741987">
+    <w:abstractNumId w:val="0"/>
+  </w:num>
+  <w:num w:numId="3" w16cid:durableId="323435372">
+    <w:abstractNumId w:val="4"/>
+  </w:num>
+  <w:num w:numId="4" w16cid:durableId="568688464">
+    <w:abstractNumId w:val="2"/>
+  </w:num>
+  <w:num w:numId="5" w16cid:durableId="1158496794">
+    <w:abstractNumId w:val="8"/>
+  </w:num>
+  <w:num w:numId="6" w16cid:durableId="905071828">
+    <w:abstractNumId w:val="11"/>
+  </w:num>
+  <w:num w:numId="7" w16cid:durableId="761950501">
+    <w:abstractNumId w:val="3"/>
+  </w:num>
+  <w:num w:numId="8" w16cid:durableId="1023746647">
+    <w:abstractNumId w:val="1"/>
+  </w:num>
+  <w:num w:numId="9" w16cid:durableId="1181162427">
     <w:abstractNumId w:val="5"/>
   </w:num>
-  <w:num w:numId="2" w16cid:durableId="337344470">
-    <w:abstractNumId w:val="0"/>
+  <w:num w:numId="10" w16cid:durableId="1008023357">
+    <w:abstractNumId w:val="12"/>
   </w:num>
-  <w:num w:numId="3" w16cid:durableId="1497766222">
-    <w:abstractNumId w:val="3"/>
+  <w:num w:numId="11" w16cid:durableId="1285192421">
+    <w:abstractNumId w:val="9"/>
   </w:num>
-  <w:num w:numId="4" w16cid:durableId="1603102716">
-    <w:abstractNumId w:val="1"/>
+  <w:num w:numId="12" w16cid:durableId="451630283">
+    <w:abstractNumId w:val="7"/>
   </w:num>
-  <w:num w:numId="5" w16cid:durableId="716441342">
-    <w:abstractNumId w:val="4"/>
-  </w:num>
-  <w:num w:numId="6" w16cid:durableId="138234091">
+  <w:num w:numId="13" w16cid:durableId="395982452">
     <w:abstractNumId w:val="6"/>
-  </w:num>
-  <w:num w:numId="7" w16cid:durableId="180362012">
-    <w:abstractNumId w:val="2"/>
   </w:num>
   <w:numIdMacAtCleanup w:val="3"/>
 </w:numbering>
@@ -2971,7 +3036,7 @@
   <w:style w:type="paragraph" w:default="1" w:styleId="Normal">
     <w:name w:val="Normal"/>
     <w:qFormat/>
-    <w:rsid w:val="003A3F1E"/>
+    <w:rsid w:val="00051F98"/>
     <w:pPr>
       <w:spacing w:after="0" w:line="240" w:lineRule="auto"/>
     </w:pPr>
@@ -3430,7 +3495,7 @@
 </file>
 
 <file path=customXml/itemProps1.xml><?xml version="1.0" encoding="utf-8"?>
-<ds:datastoreItem xmlns:ds="http://schemas.openxmlformats.org/officeDocument/2006/customXml" ds:itemID="{EE6C36EE-D5CA-4F14-B672-40BAECBFC48F}">
+<ds:datastoreItem xmlns:ds="http://schemas.openxmlformats.org/officeDocument/2006/customXml" ds:itemID="{F2320F79-11AB-4EA7-AEA3-BBE8A1507516}">
   <ds:schemaRefs>
     <ds:schemaRef ds:uri="http://schemas.openxmlformats.org/officeDocument/2006/bibliography"/>
   </ds:schemaRefs>

--- a/public/templates/loverealm/quotation/PRICE SCHEDULE.docx
+++ b/public/templates/loverealm/quotation/PRICE SCHEDULE.docx
@@ -314,11 +314,6 @@
           </w:tcPr>
           <w:p>
             <w:pPr>
-              <w:pStyle w:val="ListParagraph"/>
-              <w:numPr>
-                <w:ilvl w:val="0"/>
-                <w:numId w:val="1"/>
-              </w:numPr>
               <w:jc w:val="center"/>
               <w:rPr>
                 <w:rFonts w:ascii="Times New Roman" w:hAnsi="Times New Roman" w:cs="Times New Roman"/>
@@ -366,11 +361,6 @@
           </w:tcPr>
           <w:p>
             <w:pPr>
-              <w:pStyle w:val="ListParagraph"/>
-              <w:numPr>
-                <w:ilvl w:val="0"/>
-                <w:numId w:val="1"/>
-              </w:numPr>
               <w:jc w:val="center"/>
               <w:rPr>
                 <w:rFonts w:ascii="Times New Roman" w:hAnsi="Times New Roman" w:cs="Times New Roman"/>
@@ -386,7 +376,7 @@
                 <w:b/>
                 <w:color w:val="000000"/>
               </w:rPr>
-              <w:t>{{#lineItems}}{{nums</w:t>
+              <w:t>{{#lineItems}}{{nums}}</w:t>
             </w:r>
             <w:r>
               <w:rPr>
@@ -395,7 +385,7 @@
                 <w:color w:val="000000"/>
               </w:rPr>
               <w:lastRenderedPageBreak/>
-              <w:t>}}</w:t>
+              <w:t/>
             </w:r>
           </w:p>
         </w:tc>
